--- a/recapitulare/TEST_INITIAL_XI.docx
+++ b/recapitulare/TEST_INITIAL_XI.docx
@@ -1,37 +1,26 @@
 
 <file path=word/document.xml><?xml version="1.0" encoding="utf-8"?>
-<w:document xmlns:o="urn:schemas-microsoft-com:office:office" xmlns:r="http://schemas.openxmlformats.org/officeDocument/2006/relationships" xmlns:v="urn:schemas-microsoft-com:vml" xmlns:w="http://schemas.openxmlformats.org/wordprocessingml/2006/main" xmlns:w10="urn:schemas-microsoft-com:office:word" xmlns:wp="http://schemas.openxmlformats.org/drawingml/2006/wordprocessingDrawing" xmlns:pic="http://schemas.openxmlformats.org/drawingml/2006/picture" xmlns:wps="http://schemas.microsoft.com/office/word/2010/wordprocessingShape" xmlns:wpg="http://schemas.microsoft.com/office/word/2010/wordprocessingGroup" xmlns:mc="http://schemas.openxmlformats.org/markup-compatibility/2006" xmlns:wp14="http://schemas.microsoft.com/office/word/2010/wordprocessingDrawing" xmlns:w14="http://schemas.microsoft.com/office/word/2010/wordml" xmlns:w15="http://schemas.microsoft.com/office/word/2012/wordml" mc:Ignorable="w14 wp14 w15">
+<w:document xmlns:wpc="http://schemas.microsoft.com/office/word/2010/wordprocessingCanvas" xmlns:cx="http://schemas.microsoft.com/office/drawing/2014/chartex" xmlns:cx1="http://schemas.microsoft.com/office/drawing/2015/9/8/chartex" xmlns:cx2="http://schemas.microsoft.com/office/drawing/2015/10/21/chartex" xmlns:cx3="http://schemas.microsoft.com/office/drawing/2016/5/9/chartex" xmlns:cx4="http://schemas.microsoft.com/office/drawing/2016/5/10/chartex" xmlns:cx5="http://schemas.microsoft.com/office/drawing/2016/5/11/chartex" xmlns:cx6="http://schemas.microsoft.com/office/drawing/2016/5/12/chartex" xmlns:cx7="http://schemas.microsoft.com/office/drawing/2016/5/13/chartex" xmlns:cx8="http://schemas.microsoft.com/office/drawing/2016/5/14/chartex" xmlns:mc="http://schemas.openxmlformats.org/markup-compatibility/2006" xmlns:aink="http://schemas.microsoft.com/office/drawing/2016/ink" xmlns:am3d="http://schemas.microsoft.com/office/drawing/2017/model3d" xmlns:o="urn:schemas-microsoft-com:office:office" xmlns:oel="http://schemas.microsoft.com/office/2019/extlst" xmlns:r="http://schemas.openxmlformats.org/officeDocument/2006/relationships" xmlns:m="http://schemas.openxmlformats.org/officeDocument/2006/math" xmlns:v="urn:schemas-microsoft-com:vml" xmlns:wp14="http://schemas.microsoft.com/office/word/2010/wordprocessingDrawing" xmlns:wp="http://schemas.openxmlformats.org/drawingml/2006/wordprocessingDrawing" xmlns:w10="urn:schemas-microsoft-com:office:word" xmlns:w="http://schemas.openxmlformats.org/wordprocessingml/2006/main" xmlns:w14="http://schemas.microsoft.com/office/word/2010/wordml" xmlns:w15="http://schemas.microsoft.com/office/word/2012/wordml" xmlns:w16cex="http://schemas.microsoft.com/office/word/2018/wordml/cex" xmlns:w16cid="http://schemas.microsoft.com/office/word/2016/wordml/cid" xmlns:w16="http://schemas.microsoft.com/office/word/2018/wordml" xmlns:w16du="http://schemas.microsoft.com/office/word/2023/wordml/word16du" xmlns:w16sdtdh="http://schemas.microsoft.com/office/word/2020/wordml/sdtdatahash" xmlns:w16sdtfl="http://schemas.microsoft.com/office/word/2024/wordml/sdtformatlock" xmlns:w16se="http://schemas.microsoft.com/office/word/2015/wordml/symex" xmlns:wpg="http://schemas.microsoft.com/office/word/2010/wordprocessingGroup" xmlns:wpi="http://schemas.microsoft.com/office/word/2010/wordprocessingInk" xmlns:wne="http://schemas.microsoft.com/office/word/2006/wordml" xmlns:wps="http://schemas.microsoft.com/office/word/2010/wordprocessingShape" mc:Ignorable="w14 w15 w16se w16cid w16 w16cex w16sdtdh w16sdtfl w16du wp14">
   <w:body>
     <w:p>
       <w:pPr>
         <w:pStyle w:val="BodyText"/>
-        <w:bidi w:val="0"/>
-        <w:spacing w:lineRule="auto" w:line="276"/>
-        <w:jc w:val="both"/>
-        <w:rPr/>
-      </w:pPr>
-      <w:r>
-        <w:rPr/>
-      </w:r>
-    </w:p>
-    <w:p>
-      <w:pPr>
-        <w:pStyle w:val="BodyText"/>
-        <w:bidi w:val="0"/>
-        <w:spacing w:lineRule="auto" w:line="276"/>
-        <w:jc w:val="both"/>
-        <w:rPr/>
-      </w:pPr>
-      <w:r>
-        <w:rPr/>
+        <w:rPr>
+          <w:rFonts w:hint="eastAsia"/>
+        </w:rPr>
+      </w:pPr>
+      <w:r>
+        <w:rPr>
+          <w:noProof/>
+        </w:rPr>
         <w:drawing>
-          <wp:anchor distT="0" distB="0" distL="0" distR="0" simplePos="0" relativeHeight="2" behindDoc="0" locked="0" layoutInCell="0" allowOverlap="1">
+          <wp:anchor distT="0" distB="0" distL="0" distR="0" simplePos="0" relativeHeight="2" behindDoc="0" locked="0" layoutInCell="0" allowOverlap="1" wp14:anchorId="78C88B6D" wp14:editId="173B1DF1">
             <wp:simplePos x="0" y="0"/>
             <wp:positionH relativeFrom="column">
-              <wp:posOffset>-38100</wp:posOffset>
+              <wp:posOffset>-53957</wp:posOffset>
             </wp:positionH>
             <wp:positionV relativeFrom="paragraph">
-              <wp:posOffset>5012690</wp:posOffset>
+              <wp:posOffset>5023261</wp:posOffset>
             </wp:positionV>
             <wp:extent cx="6343650" cy="4263390"/>
             <wp:effectExtent l="0" t="0" r="0" b="0"/>
@@ -50,7 +39,7 @@
                     </pic:cNvPicPr>
                   </pic:nvPicPr>
                   <pic:blipFill>
-                    <a:blip r:embed="rId2"/>
+                    <a:blip r:embed="rId5"/>
                     <a:stretch>
                       <a:fillRect/>
                     </a:stretch>
@@ -70,17 +59,22 @@
             </a:graphic>
           </wp:anchor>
         </w:drawing>
+      </w:r>
+      <w:r>
+        <w:rPr>
+          <w:noProof/>
+        </w:rPr>
         <w:drawing>
-          <wp:anchor distT="0" distB="0" distL="0" distR="0" simplePos="0" relativeHeight="4" behindDoc="0" locked="0" layoutInCell="0" allowOverlap="1">
+          <wp:anchor distT="0" distB="0" distL="0" distR="0" simplePos="0" relativeHeight="4" behindDoc="0" locked="0" layoutInCell="0" allowOverlap="1" wp14:anchorId="67BC5745" wp14:editId="26BFE729">
             <wp:simplePos x="0" y="0"/>
-            <wp:positionH relativeFrom="column">
-              <wp:align>center</wp:align>
+            <wp:positionH relativeFrom="margin">
+              <wp:align>right</wp:align>
             </wp:positionH>
             <wp:positionV relativeFrom="paragraph">
-              <wp:posOffset>635</wp:posOffset>
+              <wp:posOffset>0</wp:posOffset>
             </wp:positionV>
             <wp:extent cx="6343650" cy="4967605"/>
-            <wp:effectExtent l="0" t="0" r="0" b="0"/>
+            <wp:effectExtent l="0" t="0" r="0" b="4445"/>
             <wp:wrapTopAndBottom/>
             <wp:docPr id="2" name="Image1"/>
             <wp:cNvGraphicFramePr>
@@ -96,7 +90,7 @@
                     </pic:cNvPicPr>
                   </pic:nvPicPr>
                   <pic:blipFill>
-                    <a:blip r:embed="rId3"/>
+                    <a:blip r:embed="rId6"/>
                     <a:stretch>
                       <a:fillRect/>
                     </a:stretch>
@@ -114,6 +108,9 @@
                 </pic:pic>
               </a:graphicData>
             </a:graphic>
+            <wp14:sizeRelH relativeFrom="margin">
+              <wp14:pctWidth>0</wp14:pctWidth>
+            </wp14:sizeRelH>
           </wp:anchor>
         </w:drawing>
       </w:r>
@@ -121,27 +118,24 @@
     <w:p>
       <w:pPr>
         <w:pStyle w:val="BodyText"/>
-        <w:bidi w:val="0"/>
-        <w:spacing w:lineRule="auto" w:line="276"/>
-        <w:jc w:val="both"/>
-        <w:rPr/>
-      </w:pPr>
-      <w:r>
-        <w:rPr/>
-      </w:r>
-    </w:p>
-    <w:p>
-      <w:pPr>
-        <w:pStyle w:val="BodyText"/>
-        <w:bidi w:val="0"/>
-        <w:spacing w:lineRule="auto" w:line="276"/>
-        <w:jc w:val="both"/>
-        <w:rPr/>
-      </w:pPr>
-      <w:r>
-        <w:rPr/>
+        <w:rPr>
+          <w:rFonts w:hint="eastAsia"/>
+        </w:rPr>
+      </w:pPr>
+    </w:p>
+    <w:p>
+      <w:pPr>
+        <w:pStyle w:val="BodyText"/>
+        <w:rPr>
+          <w:rFonts w:hint="eastAsia"/>
+        </w:rPr>
+      </w:pPr>
+      <w:r>
+        <w:rPr>
+          <w:noProof/>
+        </w:rPr>
         <w:drawing>
-          <wp:anchor distT="0" distB="0" distL="0" distR="0" simplePos="0" relativeHeight="3" behindDoc="0" locked="0" layoutInCell="0" allowOverlap="1">
+          <wp:anchor distT="0" distB="0" distL="0" distR="0" simplePos="0" relativeHeight="3" behindDoc="0" locked="0" layoutInCell="0" allowOverlap="1" wp14:anchorId="4FCE074D" wp14:editId="2DFAF170">
             <wp:simplePos x="0" y="0"/>
             <wp:positionH relativeFrom="column">
               <wp:posOffset>-38100</wp:posOffset>
@@ -166,7 +160,7 @@
                     </pic:cNvPicPr>
                   </pic:nvPicPr>
                   <pic:blipFill>
-                    <a:blip r:embed="rId4"/>
+                    <a:blip r:embed="rId7"/>
                     <a:stretch>
                       <a:fillRect/>
                     </a:stretch>
@@ -191,12 +185,10 @@
     <w:p>
       <w:pPr>
         <w:pStyle w:val="BodyText"/>
-        <w:bidi w:val="0"/>
-        <w:rPr/>
-      </w:pPr>
-      <w:r>
-        <w:rPr/>
-      </w:r>
+        <w:rPr>
+          <w:rFonts w:hint="eastAsia"/>
+        </w:rPr>
+      </w:pPr>
       <w:r>
         <w:br w:type="page"/>
       </w:r>
@@ -204,13 +196,17 @@
     <w:p>
       <w:pPr>
         <w:pStyle w:val="BodyText"/>
-        <w:bidi w:val="0"/>
-        <w:rPr/>
-      </w:pPr>
-      <w:r>
-        <w:rPr/>
+        <w:rPr>
+          <w:rFonts w:hint="eastAsia"/>
+        </w:rPr>
+      </w:pPr>
+      <w:r>
+        <w:rPr>
+          <w:noProof/>
+        </w:rPr>
+        <w:lastRenderedPageBreak/>
         <w:drawing>
-          <wp:anchor distT="0" distB="0" distL="0" distR="0" simplePos="0" relativeHeight="5" behindDoc="0" locked="0" layoutInCell="0" allowOverlap="1">
+          <wp:anchor distT="0" distB="0" distL="0" distR="0" simplePos="0" relativeHeight="5" behindDoc="0" locked="0" layoutInCell="0" allowOverlap="1" wp14:anchorId="0F0D0EB6" wp14:editId="02FA185D">
             <wp:simplePos x="0" y="0"/>
             <wp:positionH relativeFrom="column">
               <wp:posOffset>47625</wp:posOffset>
@@ -235,7 +231,7 @@
                     </pic:cNvPicPr>
                   </pic:nvPicPr>
                   <pic:blipFill>
-                    <a:blip r:embed="rId5"/>
+                    <a:blip r:embed="rId8"/>
                     <a:stretch>
                       <a:fillRect/>
                     </a:stretch>
@@ -255,8 +251,13 @@
             </a:graphic>
           </wp:anchor>
         </w:drawing>
+      </w:r>
+      <w:r>
+        <w:rPr>
+          <w:noProof/>
+        </w:rPr>
         <w:drawing>
-          <wp:anchor distT="0" distB="0" distL="0" distR="0" simplePos="0" relativeHeight="6" behindDoc="0" locked="0" layoutInCell="0" allowOverlap="1">
+          <wp:anchor distT="0" distB="0" distL="0" distR="0" simplePos="0" relativeHeight="6" behindDoc="0" locked="0" layoutInCell="0" allowOverlap="1" wp14:anchorId="4F855CC2" wp14:editId="4A44686D">
             <wp:simplePos x="0" y="0"/>
             <wp:positionH relativeFrom="column">
               <wp:posOffset>38100</wp:posOffset>
@@ -281,7 +282,7 @@
                     </pic:cNvPicPr>
                   </pic:nvPicPr>
                   <pic:blipFill>
-                    <a:blip r:embed="rId6"/>
+                    <a:blip r:embed="rId9"/>
                     <a:stretch>
                       <a:fillRect/>
                     </a:stretch>
@@ -306,12 +307,10 @@
     <w:p>
       <w:pPr>
         <w:pStyle w:val="BodyText"/>
-        <w:bidi w:val="0"/>
-        <w:rPr/>
-      </w:pPr>
-      <w:r>
-        <w:rPr/>
-      </w:r>
+        <w:rPr>
+          <w:rFonts w:hint="eastAsia"/>
+        </w:rPr>
+      </w:pPr>
       <w:r>
         <w:br w:type="page"/>
       </w:r>
@@ -319,23 +318,24 @@
     <w:p>
       <w:pPr>
         <w:pStyle w:val="BodyText"/>
-        <w:bidi w:val="0"/>
-        <w:rPr/>
-      </w:pPr>
-      <w:r>
-        <w:rPr/>
-      </w:r>
-    </w:p>
-    <w:p>
-      <w:pPr>
-        <w:pStyle w:val="BodyText"/>
-        <w:bidi w:val="0"/>
-        <w:rPr/>
-      </w:pPr>
-      <w:r>
-        <w:rPr/>
+        <w:rPr>
+          <w:rFonts w:hint="eastAsia"/>
+        </w:rPr>
+      </w:pPr>
+    </w:p>
+    <w:p>
+      <w:pPr>
+        <w:pStyle w:val="BodyText"/>
+        <w:rPr>
+          <w:rFonts w:hint="eastAsia"/>
+        </w:rPr>
+      </w:pPr>
+      <w:r>
+        <w:rPr>
+          <w:noProof/>
+        </w:rPr>
         <w:drawing>
-          <wp:anchor distT="0" distB="0" distL="0" distR="0" simplePos="0" relativeHeight="7" behindDoc="0" locked="0" layoutInCell="0" allowOverlap="1">
+          <wp:anchor distT="0" distB="0" distL="0" distR="0" simplePos="0" relativeHeight="7" behindDoc="0" locked="0" layoutInCell="0" allowOverlap="1" wp14:anchorId="3D67084C" wp14:editId="34B61843">
             <wp:simplePos x="0" y="0"/>
             <wp:positionH relativeFrom="column">
               <wp:align>center</wp:align>
@@ -360,7 +360,7 @@
                     </pic:cNvPicPr>
                   </pic:nvPicPr>
                   <pic:blipFill>
-                    <a:blip r:embed="rId7"/>
+                    <a:blip r:embed="rId10"/>
                     <a:stretch>
                       <a:fillRect/>
                     </a:stretch>
@@ -380,8 +380,13 @@
             </a:graphic>
           </wp:anchor>
         </w:drawing>
+      </w:r>
+      <w:r>
+        <w:rPr>
+          <w:noProof/>
+        </w:rPr>
         <w:drawing>
-          <wp:anchor distT="0" distB="0" distL="0" distR="0" simplePos="0" relativeHeight="8" behindDoc="0" locked="0" layoutInCell="0" allowOverlap="1">
+          <wp:anchor distT="0" distB="0" distL="0" distR="0" simplePos="0" relativeHeight="8" behindDoc="0" locked="0" layoutInCell="0" allowOverlap="1" wp14:anchorId="48CD9536" wp14:editId="11E20E6A">
             <wp:simplePos x="0" y="0"/>
             <wp:positionH relativeFrom="column">
               <wp:posOffset>704850</wp:posOffset>
@@ -406,7 +411,7 @@
                     </pic:cNvPicPr>
                   </pic:nvPicPr>
                   <pic:blipFill>
-                    <a:blip r:embed="rId8"/>
+                    <a:blip r:embed="rId11"/>
                     <a:stretch>
                       <a:fillRect/>
                     </a:stretch>
@@ -431,12 +436,10 @@
     <w:p>
       <w:pPr>
         <w:pStyle w:val="BodyText"/>
-        <w:bidi w:val="0"/>
-        <w:rPr/>
-      </w:pPr>
-      <w:r>
-        <w:rPr/>
-      </w:r>
+        <w:rPr>
+          <w:rFonts w:hint="eastAsia"/>
+        </w:rPr>
+      </w:pPr>
       <w:r>
         <w:br w:type="page"/>
       </w:r>
@@ -444,166 +447,158 @@
     <w:p>
       <w:pPr>
         <w:pStyle w:val="BodyText"/>
-        <w:bidi w:val="0"/>
-        <w:rPr/>
-      </w:pPr>
-      <w:r>
-        <w:rPr/>
-        <w:t>BATERIE TESTE</w:t>
-      </w:r>
-      <w:r>
-        <w:rPr/>
-        <w:t xml:space="preserve"> POWERPOINT (NIVEL MEDIU)</w:t>
-      </w:r>
-    </w:p>
-    <w:p>
-      <w:pPr>
-        <w:pStyle w:val="BodyText"/>
-        <w:bidi w:val="0"/>
-        <w:rPr/>
-      </w:pPr>
-      <w:r>
-        <w:rPr/>
-      </w:r>
-    </w:p>
-    <w:p>
-      <w:pPr>
-        <w:pStyle w:val="Normal"/>
-        <w:bidi w:val="0"/>
-        <w:jc w:val="start"/>
-        <w:rPr/>
-      </w:pPr>
-      <w:r>
-        <w:rPr/>
+        <w:rPr>
+          <w:rFonts w:hint="eastAsia"/>
+        </w:rPr>
+      </w:pPr>
+      <w:r>
+        <w:lastRenderedPageBreak/>
+        <w:t>BATERIE TESTE POWERPOINT (NIVEL MEDIU)</w:t>
+      </w:r>
+    </w:p>
+    <w:p>
+      <w:pPr>
+        <w:pStyle w:val="BodyText"/>
+        <w:rPr>
+          <w:rFonts w:hint="eastAsia"/>
+        </w:rPr>
+      </w:pPr>
+    </w:p>
+    <w:p>
+      <w:pPr>
+        <w:rPr>
+          <w:rFonts w:hint="eastAsia"/>
+        </w:rPr>
+      </w:pPr>
+      <w:r>
         <w:t>1. Care este scopul principal al utilizării funcției Slide Master (Diapozitiv coordonator) în PowerPoint?</w:t>
       </w:r>
     </w:p>
     <w:p>
       <w:pPr>
+        <w:rPr>
+          <w:rFonts w:hint="eastAsia"/>
+        </w:rPr>
         <w:sectPr>
-          <w:type w:val="nextPage"/>
           <w:pgSz w:w="11909" w:h="16834"/>
-          <w:pgMar w:left="1134" w:right="785" w:gutter="0" w:header="0" w:top="1134" w:footer="0" w:bottom="720"/>
-          <w:pgNumType w:fmt="decimal"/>
-          <w:formProt w:val="false"/>
-          <w:textDirection w:val="lrTb"/>
-          <w:docGrid w:type="default" w:linePitch="600" w:charSpace="32768"/>
+          <w:pgMar w:top="1134" w:right="785" w:bottom="720" w:left="1134" w:header="0" w:footer="0" w:gutter="0"/>
+          <w:cols w:space="708"/>
+          <w:formProt w:val="0"/>
+          <w:docGrid w:linePitch="600" w:charSpace="32768"/>
         </w:sectPr>
       </w:pPr>
     </w:p>
     <w:p>
       <w:pPr>
-        <w:pStyle w:val="Normal"/>
-        <w:bidi w:val="0"/>
-        <w:jc w:val="start"/>
-        <w:rPr/>
-      </w:pPr>
-      <w:r>
-        <w:rPr/>
+        <w:rPr>
+          <w:rFonts w:hint="eastAsia"/>
+        </w:rPr>
+      </w:pPr>
+      <w:r>
         <w:t>A. Pentru a adăuga animații automate pe toate diapozitivele în mod aleatoriu.</w:t>
       </w:r>
     </w:p>
     <w:p>
       <w:pPr>
+        <w:rPr>
+          <w:rFonts w:hint="eastAsia"/>
+        </w:rPr>
         <w:sectPr>
           <w:type w:val="continuous"/>
           <w:pgSz w:w="11909" w:h="16834"/>
-          <w:pgMar w:left="1134" w:right="785" w:gutter="0" w:header="0" w:top="1134" w:footer="0" w:bottom="720"/>
-          <w:formProt w:val="false"/>
-          <w:textDirection w:val="lrTb"/>
-          <w:docGrid w:type="default" w:linePitch="600" w:charSpace="32768"/>
+          <w:pgMar w:top="1134" w:right="785" w:bottom="720" w:left="1134" w:header="0" w:footer="0" w:gutter="0"/>
+          <w:cols w:space="708"/>
+          <w:formProt w:val="0"/>
+          <w:docGrid w:linePitch="600" w:charSpace="32768"/>
         </w:sectPr>
       </w:pPr>
     </w:p>
     <w:p>
       <w:pPr>
-        <w:pStyle w:val="Normal"/>
-        <w:bidi w:val="0"/>
-        <w:jc w:val="start"/>
-        <w:rPr/>
-      </w:pPr>
-      <w:r>
-        <w:rPr/>
+        <w:rPr>
+          <w:rFonts w:hint="eastAsia"/>
+        </w:rPr>
+      </w:pPr>
+      <w:r>
         <w:t>B. Pentru a modifica stilul global, fonturile și elementele comune ale tuturor diapozitivelor dintr-o prezentare.</w:t>
       </w:r>
     </w:p>
     <w:p>
       <w:pPr>
+        <w:rPr>
+          <w:rFonts w:hint="eastAsia"/>
+        </w:rPr>
         <w:sectPr>
           <w:type w:val="continuous"/>
           <w:pgSz w:w="11909" w:h="16834"/>
-          <w:pgMar w:left="1134" w:right="785" w:gutter="0" w:header="0" w:top="1134" w:footer="0" w:bottom="720"/>
-          <w:formProt w:val="false"/>
-          <w:textDirection w:val="lrTb"/>
-          <w:docGrid w:type="default" w:linePitch="600" w:charSpace="32768"/>
+          <w:pgMar w:top="1134" w:right="785" w:bottom="720" w:left="1134" w:header="0" w:footer="0" w:gutter="0"/>
+          <w:cols w:space="708"/>
+          <w:formProt w:val="0"/>
+          <w:docGrid w:linePitch="600" w:charSpace="32768"/>
         </w:sectPr>
       </w:pPr>
     </w:p>
     <w:p>
       <w:pPr>
-        <w:pStyle w:val="Normal"/>
-        <w:bidi w:val="0"/>
-        <w:jc w:val="start"/>
-        <w:rPr/>
-      </w:pPr>
-      <w:r>
-        <w:rPr/>
+        <w:rPr>
+          <w:rFonts w:hint="eastAsia"/>
+        </w:rPr>
+      </w:pPr>
+      <w:r>
         <w:t>C. Pentru a converti automat o prezentare în format video sau PDF.</w:t>
       </w:r>
     </w:p>
     <w:p>
       <w:pPr>
+        <w:rPr>
+          <w:rFonts w:hint="eastAsia"/>
+        </w:rPr>
         <w:sectPr>
           <w:type w:val="continuous"/>
           <w:pgSz w:w="11909" w:h="16834"/>
-          <w:pgMar w:left="1134" w:right="785" w:gutter="0" w:header="0" w:top="1134" w:footer="0" w:bottom="720"/>
-          <w:formProt w:val="false"/>
-          <w:textDirection w:val="lrTb"/>
-          <w:docGrid w:type="default" w:linePitch="600" w:charSpace="32768"/>
+          <w:pgMar w:top="1134" w:right="785" w:bottom="720" w:left="1134" w:header="0" w:footer="0" w:gutter="0"/>
+          <w:cols w:space="708"/>
+          <w:formProt w:val="0"/>
+          <w:docGrid w:linePitch="600" w:charSpace="32768"/>
         </w:sectPr>
       </w:pPr>
     </w:p>
     <w:p>
       <w:pPr>
-        <w:pStyle w:val="Normal"/>
-        <w:bidi w:val="0"/>
-        <w:jc w:val="start"/>
-        <w:rPr/>
-      </w:pPr>
-      <w:r>
-        <w:rPr/>
+        <w:rPr>
+          <w:rFonts w:hint="eastAsia"/>
+        </w:rPr>
+      </w:pPr>
+      <w:r>
         <w:t>D. Pentru a rula prezentarea direct în mod ecran complet fără meniu.</w:t>
       </w:r>
     </w:p>
     <w:p>
       <w:pPr>
+        <w:rPr>
+          <w:rFonts w:hint="eastAsia"/>
+        </w:rPr>
         <w:sectPr>
           <w:type w:val="continuous"/>
           <w:pgSz w:w="11909" w:h="16834"/>
-          <w:pgMar w:left="1134" w:right="785" w:gutter="0" w:header="0" w:top="1134" w:footer="0" w:bottom="720"/>
-          <w:formProt w:val="false"/>
-          <w:textDirection w:val="lrTb"/>
-          <w:docGrid w:type="default" w:linePitch="600" w:charSpace="32768"/>
+          <w:pgMar w:top="1134" w:right="785" w:bottom="720" w:left="1134" w:header="0" w:footer="0" w:gutter="0"/>
+          <w:cols w:space="708"/>
+          <w:formProt w:val="0"/>
+          <w:docGrid w:linePitch="600" w:charSpace="32768"/>
         </w:sectPr>
       </w:pPr>
     </w:p>
     <w:p>
       <w:pPr>
-        <w:pStyle w:val="Normal"/>
-        <w:bidi w:val="0"/>
-        <w:jc w:val="start"/>
-        <w:rPr/>
-      </w:pPr>
-      <w:r>
-        <w:rPr/>
-      </w:r>
-    </w:p>
-    <w:p>
-      <w:pPr>
-        <w:pStyle w:val="Normal"/>
-        <w:bidi w:val="0"/>
-        <w:jc w:val="start"/>
-        <w:rPr>
+        <w:rPr>
+          <w:rFonts w:hint="eastAsia"/>
+        </w:rPr>
+      </w:pPr>
+    </w:p>
+    <w:p>
+      <w:pPr>
+        <w:rPr>
+          <w:rFonts w:hint="eastAsia"/>
           <w:i/>
           <w:iCs/>
         </w:rPr>
@@ -618,91 +613,73 @@
     </w:p>
     <w:p>
       <w:pPr>
-        <w:pStyle w:val="Normal"/>
-        <w:bidi w:val="0"/>
-        <w:jc w:val="start"/>
-        <w:rPr/>
-      </w:pPr>
-      <w:r>
-        <w:rPr/>
-      </w:r>
-    </w:p>
-    <w:p>
-      <w:pPr>
-        <w:pStyle w:val="Normal"/>
-        <w:bidi w:val="0"/>
-        <w:jc w:val="start"/>
-        <w:rPr/>
-      </w:pPr>
-      <w:r>
-        <w:rPr/>
+        <w:rPr>
+          <w:rFonts w:hint="eastAsia"/>
+        </w:rPr>
+      </w:pPr>
+    </w:p>
+    <w:p>
+      <w:pPr>
+        <w:rPr>
+          <w:rFonts w:hint="eastAsia"/>
+        </w:rPr>
+      </w:pPr>
+      <w:r>
         <w:t>2.Dacă modifici culoarea unui titlu direct în vizualizarea Slide Master, ce se va întâmpla în vizualizarea Normală (Normal view)?</w:t>
       </w:r>
     </w:p>
     <w:p>
       <w:pPr>
-        <w:pStyle w:val="Normal"/>
-        <w:bidi w:val="0"/>
-        <w:jc w:val="start"/>
-        <w:rPr/>
-      </w:pPr>
-      <w:r>
-        <w:rPr/>
+        <w:rPr>
+          <w:rFonts w:hint="eastAsia"/>
+        </w:rPr>
+      </w:pPr>
+      <w:r>
         <w:t>A. Doar diapozitivul pe care îl vizualizezi în acel moment va fi actualizat.</w:t>
       </w:r>
     </w:p>
     <w:p>
       <w:pPr>
-        <w:pStyle w:val="Normal"/>
-        <w:bidi w:val="0"/>
-        <w:jc w:val="start"/>
-        <w:rPr/>
-      </w:pPr>
-      <w:r>
-        <w:rPr/>
+        <w:rPr>
+          <w:rFonts w:hint="eastAsia"/>
+        </w:rPr>
+      </w:pPr>
+      <w:r>
         <w:t>B. Toate diapozitivele din prezentare își vor pierde textul existent și vor afișa doar titlul gol.</w:t>
       </w:r>
     </w:p>
     <w:p>
       <w:pPr>
-        <w:pStyle w:val="Normal"/>
-        <w:bidi w:val="0"/>
-        <w:jc w:val="start"/>
-        <w:rPr/>
-      </w:pPr>
-      <w:r>
-        <w:rPr/>
+        <w:rPr>
+          <w:rFonts w:hint="eastAsia"/>
+        </w:rPr>
+      </w:pPr>
+      <w:r>
         <w:t>C. Nu se va produce nicio schimbare până nu repornești aplicația PowerPoint.</w:t>
       </w:r>
     </w:p>
     <w:p>
       <w:pPr>
-        <w:pStyle w:val="Normal"/>
-        <w:bidi w:val="0"/>
-        <w:jc w:val="start"/>
-        <w:rPr/>
-      </w:pPr>
-      <w:r>
-        <w:rPr/>
+        <w:rPr>
+          <w:rFonts w:hint="eastAsia"/>
+        </w:rPr>
+      </w:pPr>
+      <w:r>
         <w:t>D. Modificarea se va aplica automat tuturor diapozitivelor care utilizează acel layout specific.</w:t>
       </w:r>
     </w:p>
     <w:p>
       <w:pPr>
-        <w:pStyle w:val="Normal"/>
-        <w:bidi w:val="0"/>
-        <w:jc w:val="start"/>
-        <w:rPr/>
-      </w:pPr>
-      <w:r>
-        <w:rPr/>
-      </w:r>
-    </w:p>
-    <w:p>
-      <w:pPr>
-        <w:pStyle w:val="BodyText"/>
-        <w:bidi w:val="0"/>
-        <w:rPr>
+        <w:rPr>
+          <w:rFonts w:hint="eastAsia"/>
+        </w:rPr>
+      </w:pPr>
+    </w:p>
+    <w:p>
+      <w:pPr>
+        <w:pStyle w:val="BodyText"/>
+        <w:rPr>
+          <w:rFonts w:hint="eastAsia"/>
           <w:i/>
           <w:iCs/>
         </w:rPr>
@@ -718,93 +695,87 @@
     <w:p>
       <w:pPr>
         <w:pStyle w:val="BodyText"/>
-        <w:bidi w:val="0"/>
-        <w:rPr/>
-      </w:pPr>
-      <w:r>
-        <w:rPr/>
-      </w:r>
-    </w:p>
-    <w:p>
-      <w:pPr>
-        <w:pStyle w:val="BodyText"/>
-        <w:bidi w:val="0"/>
-        <w:rPr/>
-      </w:pPr>
-      <w:r>
-        <w:rPr/>
-      </w:r>
-    </w:p>
-    <w:p>
-      <w:pPr>
-        <w:pStyle w:val="BodyText"/>
-        <w:bidi w:val="0"/>
-        <w:rPr/>
-      </w:pPr>
-      <w:r>
-        <w:rPr/>
+        <w:rPr>
+          <w:rFonts w:hint="eastAsia"/>
+        </w:rPr>
+      </w:pPr>
+    </w:p>
+    <w:p>
+      <w:pPr>
+        <w:pStyle w:val="BodyText"/>
+        <w:rPr>
+          <w:rFonts w:hint="eastAsia"/>
+        </w:rPr>
+      </w:pPr>
+    </w:p>
+    <w:p>
+      <w:pPr>
+        <w:pStyle w:val="BodyText"/>
+        <w:rPr>
+          <w:rFonts w:hint="eastAsia"/>
+        </w:rPr>
+      </w:pPr>
+      <w:r>
         <w:t>3.Care este diferența fundamentală dintre o tranziție (Transition) și o animație (Animation) în PowerPoint?</w:t>
       </w:r>
     </w:p>
     <w:p>
       <w:pPr>
         <w:pStyle w:val="BodyText"/>
-        <w:bidi w:val="0"/>
-        <w:rPr/>
-      </w:pPr>
-      <w:r>
-        <w:rPr/>
+        <w:rPr>
+          <w:rFonts w:hint="eastAsia"/>
+        </w:rPr>
+      </w:pPr>
+      <w:r>
         <w:t>A. Tranziția controlează trecerea de la un diapozitiv la altul, în timp ce animația se aplică elementelor individuale dintr-un diapozitiv.</w:t>
       </w:r>
     </w:p>
     <w:p>
       <w:pPr>
         <w:pStyle w:val="BodyText"/>
-        <w:bidi w:val="0"/>
-        <w:rPr/>
-      </w:pPr>
-      <w:r>
-        <w:rPr/>
+        <w:rPr>
+          <w:rFonts w:hint="eastAsia"/>
+        </w:rPr>
+      </w:pPr>
+      <w:r>
         <w:t>B. Tranziția se aplică doar textului, în timp ce animația se aplică doar fundalului.</w:t>
       </w:r>
     </w:p>
     <w:p>
       <w:pPr>
         <w:pStyle w:val="BodyText"/>
-        <w:bidi w:val="0"/>
-        <w:rPr/>
-      </w:pPr>
-      <w:r>
-        <w:rPr/>
+        <w:rPr>
+          <w:rFonts w:hint="eastAsia"/>
+        </w:rPr>
+      </w:pPr>
+      <w:r>
         <w:t>C. Nu există nicio diferență, sunt doi termeni sinonimi folosiți în versiuni diferite de Office.</w:t>
       </w:r>
     </w:p>
     <w:p>
       <w:pPr>
         <w:pStyle w:val="BodyText"/>
-        <w:bidi w:val="0"/>
-        <w:rPr/>
-      </w:pPr>
-      <w:r>
-        <w:rPr/>
+        <w:rPr>
+          <w:rFonts w:hint="eastAsia"/>
+        </w:rPr>
+      </w:pPr>
+      <w:r>
         <w:t>D. Tranzițiile pot fi vizualizate doar în timpul editării, pe când animațiile doar în modul de tipărire.</w:t>
       </w:r>
     </w:p>
     <w:p>
       <w:pPr>
         <w:pStyle w:val="BodyText"/>
-        <w:bidi w:val="0"/>
-        <w:rPr/>
-      </w:pPr>
-      <w:r>
-        <w:rPr/>
-      </w:r>
-    </w:p>
-    <w:p>
-      <w:pPr>
-        <w:pStyle w:val="BodyText"/>
-        <w:bidi w:val="0"/>
-        <w:rPr>
+        <w:rPr>
+          <w:rFonts w:hint="eastAsia"/>
+        </w:rPr>
+      </w:pPr>
+    </w:p>
+    <w:p>
+      <w:pPr>
+        <w:pStyle w:val="BodyText"/>
+        <w:rPr>
+          <w:rFonts w:hint="eastAsia"/>
           <w:i/>
           <w:iCs/>
         </w:rPr>
@@ -820,93 +791,87 @@
     <w:p>
       <w:pPr>
         <w:pStyle w:val="BodyText"/>
-        <w:bidi w:val="0"/>
-        <w:rPr/>
-      </w:pPr>
-      <w:r>
-        <w:rPr/>
-      </w:r>
-    </w:p>
-    <w:p>
-      <w:pPr>
-        <w:pStyle w:val="BodyText"/>
-        <w:bidi w:val="0"/>
-        <w:rPr/>
-      </w:pPr>
-      <w:r>
-        <w:rPr/>
-      </w:r>
-    </w:p>
-    <w:p>
-      <w:pPr>
-        <w:pStyle w:val="BodyText"/>
-        <w:bidi w:val="0"/>
-        <w:rPr/>
-      </w:pPr>
-      <w:r>
-        <w:rPr/>
+        <w:rPr>
+          <w:rFonts w:hint="eastAsia"/>
+        </w:rPr>
+      </w:pPr>
+    </w:p>
+    <w:p>
+      <w:pPr>
+        <w:pStyle w:val="BodyText"/>
+        <w:rPr>
+          <w:rFonts w:hint="eastAsia"/>
+        </w:rPr>
+      </w:pPr>
+    </w:p>
+    <w:p>
+      <w:pPr>
+        <w:pStyle w:val="BodyText"/>
+        <w:rPr>
+          <w:rFonts w:hint="eastAsia"/>
+        </w:rPr>
+      </w:pPr>
+      <w:r>
         <w:t>4.Cum poți aplica rapid aceeași tranziție și aceeași durată pentru toate diapozitivele dintr-o prezentare PowerPoint?</w:t>
       </w:r>
     </w:p>
     <w:p>
       <w:pPr>
         <w:pStyle w:val="BodyText"/>
-        <w:bidi w:val="0"/>
-        <w:rPr/>
-      </w:pPr>
-      <w:r>
-        <w:rPr/>
+        <w:rPr>
+          <w:rFonts w:hint="eastAsia"/>
+        </w:rPr>
+      </w:pPr>
+      <w:r>
         <w:t>A. Selectezi manual fiecare diapozitiv pe rând și aplici setarea de la zero.</w:t>
       </w:r>
     </w:p>
     <w:p>
       <w:pPr>
         <w:pStyle w:val="BodyText"/>
-        <w:bidi w:val="0"/>
-        <w:rPr/>
-      </w:pPr>
-      <w:r>
-        <w:rPr/>
+        <w:rPr>
+          <w:rFonts w:hint="eastAsia"/>
+        </w:rPr>
+      </w:pPr>
+      <w:r>
         <w:t>B. Apeși tasta F5 pentru a porni prezentarea, iar setarea se va propaga automat.</w:t>
       </w:r>
     </w:p>
     <w:p>
       <w:pPr>
         <w:pStyle w:val="BodyText"/>
-        <w:bidi w:val="0"/>
-        <w:rPr/>
-      </w:pPr>
-      <w:r>
-        <w:rPr/>
+        <w:rPr>
+          <w:rFonts w:hint="eastAsia"/>
+        </w:rPr>
+      </w:pPr>
+      <w:r>
         <w:t>C. Apeși butonul „Aplicare la toate” (Apply to All) din fila Transitions după ce ai configurat un diapozitiv.</w:t>
       </w:r>
     </w:p>
     <w:p>
       <w:pPr>
         <w:pStyle w:val="BodyText"/>
-        <w:bidi w:val="0"/>
-        <w:rPr/>
-      </w:pPr>
-      <w:r>
-        <w:rPr/>
+        <w:rPr>
+          <w:rFonts w:hint="eastAsia"/>
+        </w:rPr>
+      </w:pPr>
+      <w:r>
         <w:t>D. Transformi fișierul într-un șablon .potx și se aplică automat la toate paginile noi.</w:t>
       </w:r>
     </w:p>
     <w:p>
       <w:pPr>
         <w:pStyle w:val="BodyText"/>
-        <w:bidi w:val="0"/>
-        <w:rPr/>
-      </w:pPr>
-      <w:r>
-        <w:rPr/>
-      </w:r>
-    </w:p>
-    <w:p>
-      <w:pPr>
-        <w:pStyle w:val="BodyText"/>
-        <w:bidi w:val="0"/>
-        <w:rPr>
+        <w:rPr>
+          <w:rFonts w:hint="eastAsia"/>
+        </w:rPr>
+      </w:pPr>
+    </w:p>
+    <w:p>
+      <w:pPr>
+        <w:pStyle w:val="BodyText"/>
+        <w:rPr>
+          <w:rFonts w:hint="eastAsia"/>
           <w:i/>
           <w:iCs/>
         </w:rPr>
@@ -922,93 +887,88 @@
     <w:p>
       <w:pPr>
         <w:pStyle w:val="BodyText"/>
-        <w:bidi w:val="0"/>
-        <w:rPr/>
-      </w:pPr>
-      <w:r>
-        <w:rPr/>
-      </w:r>
-    </w:p>
-    <w:p>
-      <w:pPr>
-        <w:pStyle w:val="BodyText"/>
-        <w:bidi w:val="0"/>
-        <w:rPr/>
-      </w:pPr>
-      <w:r>
-        <w:rPr/>
-      </w:r>
-    </w:p>
-    <w:p>
-      <w:pPr>
-        <w:pStyle w:val="BodyText"/>
-        <w:bidi w:val="0"/>
-        <w:rPr/>
-      </w:pPr>
-      <w:r>
-        <w:rPr/>
+        <w:rPr>
+          <w:rFonts w:hint="eastAsia"/>
+        </w:rPr>
+      </w:pPr>
+    </w:p>
+    <w:p>
+      <w:pPr>
+        <w:pStyle w:val="BodyText"/>
+        <w:rPr>
+          <w:rFonts w:hint="eastAsia"/>
+        </w:rPr>
+      </w:pPr>
+    </w:p>
+    <w:p>
+      <w:pPr>
+        <w:pStyle w:val="BodyText"/>
+        <w:rPr>
+          <w:rFonts w:hint="eastAsia"/>
+        </w:rPr>
+      </w:pPr>
+      <w:r>
         <w:t>5.Ce instrument din PowerPoint folosești pentru a vizualiza, reordona și sincroniza cronologic (timeline) mai multe animații pe același diapozitiv?</w:t>
       </w:r>
     </w:p>
     <w:p>
       <w:pPr>
         <w:pStyle w:val="BodyText"/>
-        <w:bidi w:val="0"/>
-        <w:rPr/>
-      </w:pPr>
-      <w:r>
-        <w:rPr/>
+        <w:rPr>
+          <w:rFonts w:hint="eastAsia"/>
+        </w:rPr>
+      </w:pPr>
+      <w:r>
         <w:t>A. Slide Sorter (Sortare diapozitive)</w:t>
       </w:r>
     </w:p>
     <w:p>
       <w:pPr>
         <w:pStyle w:val="BodyText"/>
-        <w:bidi w:val="0"/>
-        <w:rPr/>
-      </w:pPr>
-      <w:r>
-        <w:rPr/>
+        <w:rPr>
+          <w:rFonts w:hint="eastAsia"/>
+        </w:rPr>
+      </w:pPr>
+      <w:r>
         <w:t>B. Design Ideas (Idei de design)</w:t>
       </w:r>
     </w:p>
     <w:p>
       <w:pPr>
         <w:pStyle w:val="BodyText"/>
-        <w:bidi w:val="0"/>
-        <w:rPr/>
-      </w:pPr>
-      <w:r>
-        <w:rPr/>
+        <w:rPr>
+          <w:rFonts w:hint="eastAsia"/>
+        </w:rPr>
+      </w:pPr>
+      <w:r>
         <w:t>C. Notes Page (Pagina de note)</w:t>
       </w:r>
     </w:p>
     <w:p>
       <w:pPr>
         <w:pStyle w:val="BodyText"/>
-        <w:bidi w:val="0"/>
-        <w:rPr/>
-      </w:pPr>
-      <w:r>
-        <w:rPr/>
+        <w:rPr>
+          <w:rFonts w:hint="eastAsia"/>
+        </w:rPr>
+      </w:pPr>
+      <w:r>
+        <w:lastRenderedPageBreak/>
         <w:t>D. Panoul de animație (Animation Pane)</w:t>
       </w:r>
     </w:p>
     <w:p>
       <w:pPr>
         <w:pStyle w:val="BodyText"/>
-        <w:bidi w:val="0"/>
-        <w:rPr/>
-      </w:pPr>
-      <w:r>
-        <w:rPr/>
-      </w:r>
-    </w:p>
-    <w:p>
-      <w:pPr>
-        <w:pStyle w:val="BodyText"/>
-        <w:bidi w:val="0"/>
-        <w:rPr>
+        <w:rPr>
+          <w:rFonts w:hint="eastAsia"/>
+        </w:rPr>
+      </w:pPr>
+    </w:p>
+    <w:p>
+      <w:pPr>
+        <w:pStyle w:val="BodyText"/>
+        <w:rPr>
+          <w:rFonts w:hint="eastAsia"/>
           <w:i/>
           <w:iCs/>
         </w:rPr>
@@ -1024,83 +984,79 @@
     <w:p>
       <w:pPr>
         <w:pStyle w:val="BodyText"/>
-        <w:bidi w:val="0"/>
-        <w:rPr/>
-      </w:pPr>
-      <w:r>
-        <w:rPr/>
-      </w:r>
-    </w:p>
-    <w:p>
-      <w:pPr>
-        <w:pStyle w:val="BodyText"/>
-        <w:bidi w:val="0"/>
-        <w:rPr/>
-      </w:pPr>
-      <w:r>
-        <w:rPr/>
+        <w:rPr>
+          <w:rFonts w:hint="eastAsia"/>
+        </w:rPr>
+      </w:pPr>
+    </w:p>
+    <w:p>
+      <w:pPr>
+        <w:pStyle w:val="BodyText"/>
+        <w:rPr>
+          <w:rFonts w:hint="eastAsia"/>
+        </w:rPr>
+      </w:pPr>
+      <w:r>
         <w:t>6.În ce categorie de animații din PowerPoint se încadrează un efect care face ca un obiect să dispară complet de pe ecran?</w:t>
       </w:r>
     </w:p>
     <w:p>
       <w:pPr>
         <w:pStyle w:val="BodyText"/>
-        <w:bidi w:val="0"/>
-        <w:rPr/>
-      </w:pPr>
-      <w:r>
-        <w:rPr/>
+        <w:rPr>
+          <w:rFonts w:hint="eastAsia"/>
+        </w:rPr>
+      </w:pPr>
+      <w:r>
         <w:t>A. Animații de ieșire (Exit)</w:t>
       </w:r>
     </w:p>
     <w:p>
       <w:pPr>
         <w:pStyle w:val="BodyText"/>
-        <w:bidi w:val="0"/>
-        <w:rPr/>
-      </w:pPr>
-      <w:r>
-        <w:rPr/>
+        <w:rPr>
+          <w:rFonts w:hint="eastAsia"/>
+        </w:rPr>
+      </w:pPr>
+      <w:r>
         <w:t>B. Animații de intrare (Entrance)</w:t>
       </w:r>
     </w:p>
     <w:p>
       <w:pPr>
         <w:pStyle w:val="BodyText"/>
-        <w:bidi w:val="0"/>
-        <w:rPr/>
-      </w:pPr>
-      <w:r>
-        <w:rPr/>
+        <w:rPr>
+          <w:rFonts w:hint="eastAsia"/>
+        </w:rPr>
+      </w:pPr>
+      <w:r>
         <w:t>C. Animații de accent (Emphasis)</w:t>
       </w:r>
     </w:p>
     <w:p>
       <w:pPr>
         <w:pStyle w:val="BodyText"/>
-        <w:bidi w:val="0"/>
-        <w:rPr/>
-      </w:pPr>
-      <w:r>
-        <w:rPr/>
+        <w:rPr>
+          <w:rFonts w:hint="eastAsia"/>
+        </w:rPr>
+      </w:pPr>
+      <w:r>
         <w:t>D. Traiectorii de mișcare (Motion Paths)</w:t>
       </w:r>
     </w:p>
     <w:p>
       <w:pPr>
         <w:pStyle w:val="BodyText"/>
-        <w:bidi w:val="0"/>
-        <w:rPr/>
-      </w:pPr>
-      <w:r>
-        <w:rPr/>
-      </w:r>
-    </w:p>
-    <w:p>
-      <w:pPr>
-        <w:pStyle w:val="BodyText"/>
-        <w:bidi w:val="0"/>
-        <w:rPr>
+        <w:rPr>
+          <w:rFonts w:hint="eastAsia"/>
+        </w:rPr>
+      </w:pPr>
+    </w:p>
+    <w:p>
+      <w:pPr>
+        <w:pStyle w:val="BodyText"/>
+        <w:rPr>
+          <w:rFonts w:hint="eastAsia"/>
           <w:i/>
           <w:iCs/>
         </w:rPr>
@@ -1116,93 +1072,87 @@
     <w:p>
       <w:pPr>
         <w:pStyle w:val="BodyText"/>
-        <w:bidi w:val="0"/>
-        <w:rPr/>
-      </w:pPr>
-      <w:r>
-        <w:rPr/>
-      </w:r>
-    </w:p>
-    <w:p>
-      <w:pPr>
-        <w:pStyle w:val="BodyText"/>
-        <w:bidi w:val="0"/>
-        <w:rPr/>
-      </w:pPr>
-      <w:r>
-        <w:rPr/>
-      </w:r>
-    </w:p>
-    <w:p>
-      <w:pPr>
-        <w:pStyle w:val="BodyText"/>
-        <w:bidi w:val="0"/>
-        <w:rPr/>
-      </w:pPr>
-      <w:r>
-        <w:rPr/>
+        <w:rPr>
+          <w:rFonts w:hint="eastAsia"/>
+        </w:rPr>
+      </w:pPr>
+    </w:p>
+    <w:p>
+      <w:pPr>
+        <w:pStyle w:val="BodyText"/>
+        <w:rPr>
+          <w:rFonts w:hint="eastAsia"/>
+        </w:rPr>
+      </w:pPr>
+    </w:p>
+    <w:p>
+      <w:pPr>
+        <w:pStyle w:val="BodyText"/>
+        <w:rPr>
+          <w:rFonts w:hint="eastAsia"/>
+        </w:rPr>
+      </w:pPr>
+      <w:r>
         <w:t>7.Ce combinație de taste folosești pentru a începe vizualizarea prezentării (Slide Show) pornind de la diapozitivul curent (și nu de la primul)?</w:t>
       </w:r>
     </w:p>
     <w:p>
       <w:pPr>
         <w:pStyle w:val="BodyText"/>
-        <w:bidi w:val="0"/>
-        <w:rPr/>
-      </w:pPr>
-      <w:r>
-        <w:rPr/>
+        <w:rPr>
+          <w:rFonts w:hint="eastAsia"/>
+        </w:rPr>
+      </w:pPr>
+      <w:r>
         <w:t>A. Ctrl + F5</w:t>
       </w:r>
     </w:p>
     <w:p>
       <w:pPr>
         <w:pStyle w:val="BodyText"/>
-        <w:bidi w:val="0"/>
-        <w:rPr/>
-      </w:pPr>
-      <w:r>
-        <w:rPr/>
+        <w:rPr>
+          <w:rFonts w:hint="eastAsia"/>
+        </w:rPr>
+      </w:pPr>
+      <w:r>
         <w:t>B. Shift + F5</w:t>
       </w:r>
     </w:p>
     <w:p>
       <w:pPr>
         <w:pStyle w:val="BodyText"/>
-        <w:bidi w:val="0"/>
-        <w:rPr/>
-      </w:pPr>
-      <w:r>
-        <w:rPr/>
+        <w:rPr>
+          <w:rFonts w:hint="eastAsia"/>
+        </w:rPr>
+      </w:pPr>
+      <w:r>
         <w:t>C. F5 simplu</w:t>
       </w:r>
     </w:p>
     <w:p>
       <w:pPr>
         <w:pStyle w:val="BodyText"/>
-        <w:bidi w:val="0"/>
-        <w:rPr/>
-      </w:pPr>
-      <w:r>
-        <w:rPr/>
+        <w:rPr>
+          <w:rFonts w:hint="eastAsia"/>
+        </w:rPr>
+      </w:pPr>
+      <w:r>
         <w:t>D. Alt + F5</w:t>
       </w:r>
     </w:p>
     <w:p>
       <w:pPr>
         <w:pStyle w:val="BodyText"/>
-        <w:bidi w:val="0"/>
-        <w:rPr/>
-      </w:pPr>
-      <w:r>
-        <w:rPr/>
-      </w:r>
-    </w:p>
-    <w:p>
-      <w:pPr>
-        <w:pStyle w:val="BodyText"/>
-        <w:bidi w:val="0"/>
-        <w:rPr>
+        <w:rPr>
+          <w:rFonts w:hint="eastAsia"/>
+        </w:rPr>
+      </w:pPr>
+    </w:p>
+    <w:p>
+      <w:pPr>
+        <w:pStyle w:val="BodyText"/>
+        <w:rPr>
+          <w:rFonts w:hint="eastAsia"/>
           <w:i/>
           <w:iCs/>
         </w:rPr>
@@ -1218,65 +1168,63 @@
     <w:p>
       <w:pPr>
         <w:pStyle w:val="BodyText"/>
-        <w:bidi w:val="0"/>
-        <w:rPr/>
-      </w:pPr>
-      <w:r>
-        <w:rPr/>
-      </w:r>
-    </w:p>
-    <w:p>
-      <w:pPr>
-        <w:pStyle w:val="BodyText"/>
-        <w:bidi w:val="0"/>
-        <w:rPr/>
-      </w:pPr>
-      <w:r>
-        <w:rPr/>
+        <w:rPr>
+          <w:rFonts w:hint="eastAsia"/>
+        </w:rPr>
+      </w:pPr>
+    </w:p>
+    <w:p>
+      <w:pPr>
+        <w:pStyle w:val="BodyText"/>
+        <w:rPr>
+          <w:rFonts w:hint="eastAsia"/>
+        </w:rPr>
+      </w:pPr>
+      <w:r>
         <w:t>8.Ce comandă rapidă de la tastatură grupează mai multe forme sau imagini selectate într-un singur obiect unitar?</w:t>
       </w:r>
     </w:p>
     <w:p>
       <w:pPr>
         <w:pStyle w:val="BodyText"/>
-        <w:bidi w:val="0"/>
-        <w:rPr/>
-      </w:pPr>
-      <w:r>
-        <w:rPr/>
+        <w:rPr>
+          <w:rFonts w:hint="eastAsia"/>
+        </w:rPr>
+      </w:pPr>
+      <w:r>
         <w:t>A. Ctrl + U</w:t>
       </w:r>
     </w:p>
     <w:p>
       <w:pPr>
         <w:pStyle w:val="BodyText"/>
-        <w:bidi w:val="0"/>
-        <w:rPr/>
-      </w:pPr>
-      <w:r>
-        <w:rPr/>
+        <w:rPr>
+          <w:rFonts w:hint="eastAsia"/>
+        </w:rPr>
+      </w:pPr>
+      <w:r>
         <w:t>B. Ctrl + D</w:t>
       </w:r>
     </w:p>
     <w:p>
       <w:pPr>
         <w:pStyle w:val="BodyText"/>
-        <w:bidi w:val="0"/>
-        <w:rPr/>
-      </w:pPr>
-      <w:r>
-        <w:rPr/>
+        <w:rPr>
+          <w:rFonts w:hint="eastAsia"/>
+        </w:rPr>
+      </w:pPr>
+      <w:r>
         <w:t>C. Ctrl + K</w:t>
       </w:r>
     </w:p>
     <w:p>
       <w:pPr>
         <w:pStyle w:val="BodyText"/>
-        <w:bidi w:val="0"/>
-        <w:rPr/>
-      </w:pPr>
-      <w:r>
-        <w:rPr/>
+        <w:rPr>
+          <w:rFonts w:hint="eastAsia"/>
+        </w:rPr>
+      </w:pPr>
+      <w:r>
         <w:t xml:space="preserve">D. </w:t>
       </w:r>
       <w:r>
@@ -1304,42 +1252,38 @@
     <w:p>
       <w:pPr>
         <w:pStyle w:val="BodyText"/>
-        <w:bidi w:val="0"/>
-        <w:rPr/>
-      </w:pPr>
-      <w:r>
-        <w:rPr/>
-      </w:r>
-    </w:p>
-    <w:p>
-      <w:pPr>
-        <w:pStyle w:val="BodyText"/>
-        <w:bidi w:val="0"/>
-        <w:rPr/>
-      </w:pPr>
-      <w:r>
-        <w:rPr/>
-      </w:r>
-    </w:p>
-    <w:p>
-      <w:pPr>
-        <w:pStyle w:val="BodyText"/>
-        <w:bidi w:val="0"/>
-        <w:rPr/>
-      </w:pPr>
-      <w:r>
-        <w:rPr/>
+        <w:rPr>
+          <w:rFonts w:hint="eastAsia"/>
+        </w:rPr>
+      </w:pPr>
+    </w:p>
+    <w:p>
+      <w:pPr>
+        <w:pStyle w:val="BodyText"/>
+        <w:rPr>
+          <w:rFonts w:hint="eastAsia"/>
+        </w:rPr>
+      </w:pPr>
+    </w:p>
+    <w:p>
+      <w:pPr>
+        <w:pStyle w:val="BodyText"/>
+        <w:rPr>
+          <w:rFonts w:hint="eastAsia"/>
+        </w:rPr>
+      </w:pPr>
+      <w:r>
         <w:t>9.Ce instrument folosești pentru a copia rapid stilul de formatare (font, mărime, culoare) de la un text la altul?</w:t>
       </w:r>
     </w:p>
     <w:p>
       <w:pPr>
         <w:pStyle w:val="BodyText"/>
-        <w:bidi w:val="0"/>
-        <w:rPr/>
-      </w:pPr>
-      <w:r>
-        <w:rPr/>
+        <w:rPr>
+          <w:rFonts w:hint="eastAsia"/>
+        </w:rPr>
+      </w:pPr>
+      <w:r>
         <w:t xml:space="preserve">A. Copiere formatare (Format Painter / </w:t>
       </w:r>
       <w:r>
@@ -1350,104 +1294,99 @@
         <w:t>Pensula</w:t>
       </w:r>
       <w:r>
-        <w:rPr/>
         <w:t>)</w:t>
       </w:r>
     </w:p>
     <w:p>
       <w:pPr>
         <w:pStyle w:val="BodyText"/>
-        <w:bidi w:val="0"/>
-        <w:rPr/>
-      </w:pPr>
-      <w:r>
-        <w:rPr/>
+        <w:rPr>
+          <w:rFonts w:hint="eastAsia"/>
+        </w:rPr>
+      </w:pPr>
+      <w:r>
         <w:t>B. Find &amp; Replace (Găsire și înlocuire)</w:t>
       </w:r>
     </w:p>
     <w:p>
       <w:pPr>
         <w:pStyle w:val="BodyText"/>
-        <w:bidi w:val="0"/>
-        <w:rPr/>
-      </w:pPr>
-      <w:r>
-        <w:rPr/>
+        <w:rPr>
+          <w:rFonts w:hint="eastAsia"/>
+        </w:rPr>
+      </w:pPr>
+      <w:r>
         <w:t>C. Clear All Formatting (Ștergere formatare)</w:t>
       </w:r>
     </w:p>
     <w:p>
       <w:pPr>
         <w:pStyle w:val="BodyText"/>
-        <w:bidi w:val="0"/>
-        <w:rPr/>
-      </w:pPr>
-      <w:r>
-        <w:rPr/>
+        <w:rPr>
+          <w:rFonts w:hint="eastAsia"/>
+        </w:rPr>
+      </w:pPr>
+      <w:r>
         <w:t>D. Smart Lookup (Căutare inteligentă)</w:t>
       </w:r>
     </w:p>
     <w:p>
       <w:pPr>
         <w:pStyle w:val="BodyText"/>
-        <w:bidi w:val="0"/>
-        <w:rPr/>
-      </w:pPr>
-      <w:r>
-        <w:rPr/>
-      </w:r>
-    </w:p>
-    <w:p>
-      <w:pPr>
-        <w:pStyle w:val="BodyText"/>
-        <w:bidi w:val="0"/>
-        <w:rPr/>
-      </w:pPr>
-      <w:r>
-        <w:rPr/>
-      </w:r>
-    </w:p>
-    <w:p>
-      <w:pPr>
-        <w:pStyle w:val="BodyText"/>
-        <w:bidi w:val="0"/>
-        <w:rPr/>
-      </w:pPr>
-      <w:r>
-        <w:rPr/>
+        <w:rPr>
+          <w:rFonts w:hint="eastAsia"/>
+        </w:rPr>
+      </w:pPr>
+    </w:p>
+    <w:p>
+      <w:pPr>
+        <w:pStyle w:val="BodyText"/>
+        <w:rPr>
+          <w:rFonts w:hint="eastAsia"/>
+        </w:rPr>
+      </w:pPr>
+    </w:p>
+    <w:p>
+      <w:pPr>
+        <w:pStyle w:val="BodyText"/>
+        <w:rPr>
+          <w:rFonts w:hint="eastAsia"/>
+        </w:rPr>
+      </w:pPr>
+      <w:r>
         <w:t>10.Care este raportul de aspect (aspect ratio) implicit setat pentru noile prezentări în versiunile moderne de Microsoft PowerPoint?</w:t>
       </w:r>
     </w:p>
     <w:p>
       <w:pPr>
         <w:pStyle w:val="BodyText"/>
-        <w:bidi w:val="0"/>
-        <w:rPr/>
-      </w:pPr>
-      <w:r>
-        <w:rPr/>
+        <w:rPr>
+          <w:rFonts w:hint="eastAsia"/>
+        </w:rPr>
+      </w:pPr>
+      <w:r>
         <w:t>A. 4:3 (Standard)</w:t>
       </w:r>
     </w:p>
     <w:p>
       <w:pPr>
         <w:pStyle w:val="BodyText"/>
-        <w:bidi w:val="0"/>
-        <w:rPr/>
-      </w:pPr>
-      <w:r>
-        <w:rPr/>
+        <w:rPr>
+          <w:rFonts w:hint="eastAsia"/>
+        </w:rPr>
+      </w:pPr>
+      <w:r>
         <w:t>B. 1:1 (Pătrat)</w:t>
       </w:r>
     </w:p>
     <w:p>
       <w:pPr>
         <w:pStyle w:val="BodyText"/>
-        <w:bidi w:val="0"/>
-        <w:rPr/>
-      </w:pPr>
-      <w:r>
-        <w:rPr/>
+        <w:rPr>
+          <w:rFonts w:hint="eastAsia"/>
+        </w:rPr>
+      </w:pPr>
+      <w:r>
         <w:t>C. 16:9 (</w:t>
       </w:r>
       <w:r>
@@ -1458,40 +1397,39 @@
         <w:t>Widescreen</w:t>
       </w:r>
       <w:r>
-        <w:rPr/>
         <w:t>)</w:t>
       </w:r>
     </w:p>
     <w:p>
       <w:pPr>
         <w:pStyle w:val="BodyText"/>
-        <w:bidi w:val="0"/>
-        <w:rPr/>
-      </w:pPr>
-      <w:r>
-        <w:rPr/>
+        <w:rPr>
+          <w:rFonts w:hint="eastAsia"/>
+        </w:rPr>
+      </w:pPr>
+      <w:r>
         <w:t>D. 21:9 (Ultrawide)</w:t>
       </w:r>
     </w:p>
     <w:p>
       <w:pPr>
         <w:pStyle w:val="BodyText"/>
-        <w:bidi w:val="0"/>
-        <w:rPr/>
-      </w:pPr>
-      <w:r>
-        <w:rPr/>
-      </w:r>
-    </w:p>
-    <w:p>
-      <w:pPr>
-        <w:pStyle w:val="BodyText"/>
-        <w:bidi w:val="0"/>
-        <w:rPr/>
-      </w:pPr>
-      <w:r>
-        <w:rPr/>
+        <w:rPr>
+          <w:rFonts w:hint="eastAsia"/>
+        </w:rPr>
+      </w:pPr>
+    </w:p>
+    <w:p>
+      <w:pPr>
+        <w:pStyle w:val="BodyText"/>
+        <w:rPr>
+          <w:rFonts w:hint="eastAsia"/>
+        </w:rPr>
+      </w:pPr>
+      <w:r>
         <w:t>Hint:</w:t>
+      </w:r>
+      <w:r>
         <w:tab/>
         <w:t>Gândește-te la formatul ecranelor moderne și al videoclipurilor de pe YouTube (lățime mare raportată la înălțime).</w:t>
       </w:r>
@@ -1499,12 +1437,10 @@
     <w:p>
       <w:pPr>
         <w:pStyle w:val="BodyText"/>
-        <w:bidi w:val="0"/>
-        <w:rPr/>
-      </w:pPr>
-      <w:r>
-        <w:rPr/>
-      </w:r>
+        <w:rPr>
+          <w:rFonts w:hint="eastAsia"/>
+        </w:rPr>
+      </w:pPr>
       <w:r>
         <w:br w:type="page"/>
       </w:r>
@@ -1512,23 +1448,24 @@
     <w:p>
       <w:pPr>
         <w:pStyle w:val="BodyText"/>
-        <w:bidi w:val="0"/>
-        <w:rPr/>
-      </w:pPr>
-      <w:r>
-        <w:rPr/>
-      </w:r>
-    </w:p>
-    <w:p>
-      <w:pPr>
-        <w:pStyle w:val="BodyText"/>
-        <w:bidi w:val="0"/>
-        <w:rPr/>
-      </w:pPr>
-      <w:r>
-        <w:rPr/>
+        <w:rPr>
+          <w:rFonts w:hint="eastAsia"/>
+        </w:rPr>
+      </w:pPr>
+    </w:p>
+    <w:p>
+      <w:pPr>
+        <w:pStyle w:val="BodyText"/>
+        <w:rPr>
+          <w:rFonts w:hint="eastAsia"/>
+        </w:rPr>
+      </w:pPr>
+      <w:r>
+        <w:rPr>
+          <w:noProof/>
+        </w:rPr>
         <w:drawing>
-          <wp:anchor distT="0" distB="0" distL="0" distR="0" simplePos="0" relativeHeight="9" behindDoc="0" locked="0" layoutInCell="0" allowOverlap="1">
+          <wp:anchor distT="0" distB="0" distL="0" distR="0" simplePos="0" relativeHeight="9" behindDoc="0" locked="0" layoutInCell="0" allowOverlap="1" wp14:anchorId="284FAB29" wp14:editId="136615A5">
             <wp:simplePos x="0" y="0"/>
             <wp:positionH relativeFrom="column">
               <wp:align>center</wp:align>
@@ -1553,7 +1490,7 @@
                     </pic:cNvPicPr>
                   </pic:nvPicPr>
                   <pic:blipFill>
-                    <a:blip r:embed="rId9"/>
+                    <a:blip r:embed="rId12"/>
                     <a:stretch>
                       <a:fillRect/>
                     </a:stretch>
@@ -1578,40 +1515,40 @@
     <w:p>
       <w:pPr>
         <w:pStyle w:val="BodyText"/>
-        <w:bidi w:val="0"/>
-        <w:rPr/>
-      </w:pPr>
-      <w:r>
-        <w:rPr/>
-      </w:r>
+        <w:rPr>
+          <w:rFonts w:hint="eastAsia"/>
+        </w:rPr>
+      </w:pPr>
     </w:p>
     <w:sectPr>
       <w:type w:val="continuous"/>
       <w:pgSz w:w="11909" w:h="16834"/>
-      <w:pgMar w:left="1134" w:right="785" w:gutter="0" w:header="0" w:top="1134" w:footer="0" w:bottom="720"/>
-      <w:pgNumType w:fmt="decimal"/>
-      <w:formProt w:val="false"/>
-      <w:textDirection w:val="lrTb"/>
-      <w:docGrid w:type="default" w:linePitch="600" w:charSpace="32768"/>
+      <w:pgMar w:top="1134" w:right="785" w:bottom="720" w:left="1134" w:header="0" w:footer="0" w:gutter="0"/>
+      <w:cols w:space="708"/>
+      <w:formProt w:val="0"/>
+      <w:docGrid w:linePitch="600" w:charSpace="32768"/>
     </w:sectPr>
   </w:body>
 </w:document>
 </file>
 
 <file path=word/numbering.xml><?xml version="1.0" encoding="utf-8"?>
-<w:numbering xmlns:w="http://schemas.openxmlformats.org/wordprocessingml/2006/main" xmlns:o="urn:schemas-microsoft-com:office:office" xmlns:r="http://schemas.openxmlformats.org/officeDocument/2006/relationships" xmlns:v="urn:schemas-microsoft-com:vml" xmlns:mc="http://schemas.openxmlformats.org/markup-compatibility/2006" xmlns:w14="http://schemas.microsoft.com/office/word/2010/wordml" mc:Ignorable="w14">
-  <w:abstractNum w:abstractNumId="1">
+<w:numbering xmlns:wpc="http://schemas.microsoft.com/office/word/2010/wordprocessingCanvas" xmlns:cx="http://schemas.microsoft.com/office/drawing/2014/chartex" xmlns:cx1="http://schemas.microsoft.com/office/drawing/2015/9/8/chartex" xmlns:cx2="http://schemas.microsoft.com/office/drawing/2015/10/21/chartex" xmlns:cx3="http://schemas.microsoft.com/office/drawing/2016/5/9/chartex" xmlns:cx4="http://schemas.microsoft.com/office/drawing/2016/5/10/chartex" xmlns:cx5="http://schemas.microsoft.com/office/drawing/2016/5/11/chartex" xmlns:cx6="http://schemas.microsoft.com/office/drawing/2016/5/12/chartex" xmlns:cx7="http://schemas.microsoft.com/office/drawing/2016/5/13/chartex" xmlns:cx8="http://schemas.microsoft.com/office/drawing/2016/5/14/chartex" xmlns:mc="http://schemas.openxmlformats.org/markup-compatibility/2006" xmlns:aink="http://schemas.microsoft.com/office/drawing/2016/ink" xmlns:am3d="http://schemas.microsoft.com/office/drawing/2017/model3d" xmlns:o="urn:schemas-microsoft-com:office:office" xmlns:oel="http://schemas.microsoft.com/office/2019/extlst" xmlns:r="http://schemas.openxmlformats.org/officeDocument/2006/relationships" xmlns:m="http://schemas.openxmlformats.org/officeDocument/2006/math" xmlns:v="urn:schemas-microsoft-com:vml" xmlns:wp14="http://schemas.microsoft.com/office/word/2010/wordprocessingDrawing" xmlns:wp="http://schemas.openxmlformats.org/drawingml/2006/wordprocessingDrawing" xmlns:w10="urn:schemas-microsoft-com:office:word" xmlns:w="http://schemas.openxmlformats.org/wordprocessingml/2006/main" xmlns:w14="http://schemas.microsoft.com/office/word/2010/wordml" xmlns:w15="http://schemas.microsoft.com/office/word/2012/wordml" xmlns:w16cex="http://schemas.microsoft.com/office/word/2018/wordml/cex" xmlns:w16cid="http://schemas.microsoft.com/office/word/2016/wordml/cid" xmlns:w16="http://schemas.microsoft.com/office/word/2018/wordml" xmlns:w16du="http://schemas.microsoft.com/office/word/2023/wordml/word16du" xmlns:w16sdtdh="http://schemas.microsoft.com/office/word/2020/wordml/sdtdatahash" xmlns:w16sdtfl="http://schemas.microsoft.com/office/word/2024/wordml/sdtformatlock" xmlns:w16se="http://schemas.microsoft.com/office/word/2015/wordml/symex" xmlns:wpg="http://schemas.microsoft.com/office/word/2010/wordprocessingGroup" xmlns:wpi="http://schemas.microsoft.com/office/word/2010/wordprocessingInk" xmlns:wne="http://schemas.microsoft.com/office/word/2006/wordml" xmlns:wps="http://schemas.microsoft.com/office/word/2010/wordprocessingShape" mc:Ignorable="w14 w15 w16se w16cid w16 w16cex w16sdtdh w16sdtfl w16du wp14">
+  <w:abstractNum w:abstractNumId="0" w15:restartNumberingAfterBreak="0">
+    <w:nsid w:val="665F0628"/>
+    <w:multiLevelType w:val="multilevel"/>
+    <w:tmpl w:val="C0365508"/>
     <w:lvl w:ilvl="0">
       <w:start w:val="1"/>
       <w:numFmt w:val="none"/>
       <w:suff w:val="nothing"/>
       <w:lvlText w:val="%1"/>
-      <w:lvlJc w:val="start"/>
+      <w:lvlJc w:val="left"/>
       <w:pPr>
         <w:tabs>
           <w:tab w:val="num" w:pos="0"/>
         </w:tabs>
-        <w:ind w:start="0" w:hanging="0"/>
+        <w:ind w:left="0" w:firstLine="0"/>
       </w:pPr>
     </w:lvl>
     <w:lvl w:ilvl="1">
@@ -1620,12 +1557,12 @@
       <w:pStyle w:val="Heading2"/>
       <w:suff w:val="nothing"/>
       <w:lvlText w:val="%2"/>
-      <w:lvlJc w:val="start"/>
+      <w:lvlJc w:val="left"/>
       <w:pPr>
         <w:tabs>
           <w:tab w:val="num" w:pos="0"/>
         </w:tabs>
-        <w:ind w:start="0" w:hanging="0"/>
+        <w:ind w:left="0" w:firstLine="0"/>
       </w:pPr>
     </w:lvl>
     <w:lvl w:ilvl="2">
@@ -1633,12 +1570,12 @@
       <w:numFmt w:val="none"/>
       <w:suff w:val="nothing"/>
       <w:lvlText w:val="%3"/>
-      <w:lvlJc w:val="start"/>
+      <w:lvlJc w:val="left"/>
       <w:pPr>
         <w:tabs>
           <w:tab w:val="num" w:pos="0"/>
         </w:tabs>
-        <w:ind w:start="0" w:hanging="0"/>
+        <w:ind w:left="0" w:firstLine="0"/>
       </w:pPr>
     </w:lvl>
     <w:lvl w:ilvl="3">
@@ -1646,12 +1583,12 @@
       <w:numFmt w:val="none"/>
       <w:suff w:val="nothing"/>
       <w:lvlText w:val="%4"/>
-      <w:lvlJc w:val="start"/>
+      <w:lvlJc w:val="left"/>
       <w:pPr>
         <w:tabs>
           <w:tab w:val="num" w:pos="0"/>
         </w:tabs>
-        <w:ind w:start="0" w:hanging="0"/>
+        <w:ind w:left="0" w:firstLine="0"/>
       </w:pPr>
     </w:lvl>
     <w:lvl w:ilvl="4">
@@ -1659,12 +1596,12 @@
       <w:numFmt w:val="none"/>
       <w:suff w:val="nothing"/>
       <w:lvlText w:val="%5"/>
-      <w:lvlJc w:val="start"/>
+      <w:lvlJc w:val="left"/>
       <w:pPr>
         <w:tabs>
           <w:tab w:val="num" w:pos="0"/>
         </w:tabs>
-        <w:ind w:start="0" w:hanging="0"/>
+        <w:ind w:left="0" w:firstLine="0"/>
       </w:pPr>
     </w:lvl>
     <w:lvl w:ilvl="5">
@@ -1672,12 +1609,12 @@
       <w:numFmt w:val="none"/>
       <w:suff w:val="nothing"/>
       <w:lvlText w:val="%6"/>
-      <w:lvlJc w:val="start"/>
+      <w:lvlJc w:val="left"/>
       <w:pPr>
         <w:tabs>
           <w:tab w:val="num" w:pos="0"/>
         </w:tabs>
-        <w:ind w:start="0" w:hanging="0"/>
+        <w:ind w:left="0" w:firstLine="0"/>
       </w:pPr>
     </w:lvl>
     <w:lvl w:ilvl="6">
@@ -1685,12 +1622,12 @@
       <w:numFmt w:val="none"/>
       <w:suff w:val="nothing"/>
       <w:lvlText w:val="%7"/>
-      <w:lvlJc w:val="start"/>
+      <w:lvlJc w:val="left"/>
       <w:pPr>
         <w:tabs>
           <w:tab w:val="num" w:pos="0"/>
         </w:tabs>
-        <w:ind w:start="0" w:hanging="0"/>
+        <w:ind w:left="0" w:firstLine="0"/>
       </w:pPr>
     </w:lvl>
     <w:lvl w:ilvl="7">
@@ -1698,12 +1635,12 @@
       <w:numFmt w:val="none"/>
       <w:suff w:val="nothing"/>
       <w:lvlText w:val="%8"/>
-      <w:lvlJc w:val="start"/>
+      <w:lvlJc w:val="left"/>
       <w:pPr>
         <w:tabs>
           <w:tab w:val="num" w:pos="0"/>
         </w:tabs>
-        <w:ind w:start="0" w:hanging="0"/>
+        <w:ind w:left="0" w:firstLine="0"/>
       </w:pPr>
     </w:lvl>
     <w:lvl w:ilvl="8">
@@ -1711,27 +1648,27 @@
       <w:numFmt w:val="none"/>
       <w:suff w:val="nothing"/>
       <w:lvlText w:val="%9"/>
-      <w:lvlJc w:val="start"/>
+      <w:lvlJc w:val="left"/>
       <w:pPr>
         <w:tabs>
           <w:tab w:val="num" w:pos="0"/>
         </w:tabs>
-        <w:ind w:start="0" w:hanging="0"/>
+        <w:ind w:left="0" w:firstLine="0"/>
       </w:pPr>
     </w:lvl>
   </w:abstractNum>
-  <w:num w:numId="1">
-    <w:abstractNumId w:val="1"/>
+  <w:num w:numId="1" w16cid:durableId="2018385743">
+    <w:abstractNumId w:val="0"/>
   </w:num>
 </w:numbering>
 </file>
 
 <file path=word/styles.xml><?xml version="1.0" encoding="utf-8"?>
-<w:styles xmlns:w="http://schemas.openxmlformats.org/wordprocessingml/2006/main" xmlns:w14="http://schemas.microsoft.com/office/word/2010/wordml" xmlns:mc="http://schemas.openxmlformats.org/markup-compatibility/2006" mc:Ignorable="w14">
+<w:styles xmlns:mc="http://schemas.openxmlformats.org/markup-compatibility/2006" xmlns:r="http://schemas.openxmlformats.org/officeDocument/2006/relationships" xmlns:w="http://schemas.openxmlformats.org/wordprocessingml/2006/main" xmlns:w14="http://schemas.microsoft.com/office/word/2010/wordml" xmlns:w15="http://schemas.microsoft.com/office/word/2012/wordml" xmlns:w16cex="http://schemas.microsoft.com/office/word/2018/wordml/cex" xmlns:w16cid="http://schemas.microsoft.com/office/word/2016/wordml/cid" xmlns:w16="http://schemas.microsoft.com/office/word/2018/wordml" xmlns:w16du="http://schemas.microsoft.com/office/word/2023/wordml/word16du" xmlns:w16sdtdh="http://schemas.microsoft.com/office/word/2020/wordml/sdtdatahash" xmlns:w16sdtfl="http://schemas.microsoft.com/office/word/2024/wordml/sdtformatlock" xmlns:w16se="http://schemas.microsoft.com/office/word/2015/wordml/symex" mc:Ignorable="w14 w15 w16se w16cid w16 w16cex w16sdtdh w16sdtfl w16du">
   <w:docDefaults>
     <w:rPrDefault>
       <w:rPr>
-        <w:rFonts w:ascii="Liberation Serif" w:hAnsi="Liberation Serif" w:eastAsia="NSimSun" w:cs="Arial"/>
+        <w:rFonts w:ascii="Liberation Serif" w:eastAsia="NSimSun" w:hAnsi="Liberation Serif" w:cs="Arial"/>
         <w:kern w:val="2"/>
         <w:sz w:val="24"/>
         <w:szCs w:val="24"/>
@@ -1740,45 +1677,403 @@
     </w:rPrDefault>
     <w:pPrDefault>
       <w:pPr>
-        <w:widowControl/>
-        <w:suppressAutoHyphens w:val="true"/>
+        <w:suppressAutoHyphens/>
       </w:pPr>
     </w:pPrDefault>
   </w:docDefaults>
-  <w:style w:type="paragraph" w:styleId="Normal">
+  <w:latentStyles w:defLockedState="0" w:defUIPriority="99" w:defSemiHidden="0" w:defUnhideWhenUsed="0" w:defQFormat="0" w:count="376">
+    <w:lsdException w:name="Normal" w:uiPriority="0" w:qFormat="1"/>
+    <w:lsdException w:name="heading 1" w:uiPriority="9" w:qFormat="1"/>
+    <w:lsdException w:name="heading 2" w:semiHidden="1" w:uiPriority="9" w:unhideWhenUsed="1" w:qFormat="1"/>
+    <w:lsdException w:name="heading 3" w:semiHidden="1" w:uiPriority="9" w:unhideWhenUsed="1" w:qFormat="1"/>
+    <w:lsdException w:name="heading 4" w:semiHidden="1" w:uiPriority="9" w:unhideWhenUsed="1" w:qFormat="1"/>
+    <w:lsdException w:name="heading 5" w:semiHidden="1" w:uiPriority="9" w:unhideWhenUsed="1" w:qFormat="1"/>
+    <w:lsdException w:name="heading 6" w:semiHidden="1" w:uiPriority="9" w:unhideWhenUsed="1" w:qFormat="1"/>
+    <w:lsdException w:name="heading 7" w:semiHidden="1" w:uiPriority="9" w:unhideWhenUsed="1" w:qFormat="1"/>
+    <w:lsdException w:name="heading 8" w:semiHidden="1" w:uiPriority="9" w:unhideWhenUsed="1" w:qFormat="1"/>
+    <w:lsdException w:name="heading 9" w:semiHidden="1" w:uiPriority="9" w:unhideWhenUsed="1" w:qFormat="1"/>
+    <w:lsdException w:name="index 1" w:semiHidden="1" w:unhideWhenUsed="1"/>
+    <w:lsdException w:name="index 2" w:semiHidden="1" w:unhideWhenUsed="1"/>
+    <w:lsdException w:name="index 3" w:semiHidden="1" w:unhideWhenUsed="1"/>
+    <w:lsdException w:name="index 4" w:semiHidden="1" w:unhideWhenUsed="1"/>
+    <w:lsdException w:name="index 5" w:semiHidden="1" w:unhideWhenUsed="1"/>
+    <w:lsdException w:name="index 6" w:semiHidden="1" w:unhideWhenUsed="1"/>
+    <w:lsdException w:name="index 7" w:semiHidden="1" w:unhideWhenUsed="1"/>
+    <w:lsdException w:name="index 8" w:semiHidden="1" w:unhideWhenUsed="1"/>
+    <w:lsdException w:name="index 9" w:semiHidden="1" w:unhideWhenUsed="1"/>
+    <w:lsdException w:name="toc 1" w:semiHidden="1" w:uiPriority="39" w:unhideWhenUsed="1"/>
+    <w:lsdException w:name="toc 2" w:semiHidden="1" w:uiPriority="39" w:unhideWhenUsed="1"/>
+    <w:lsdException w:name="toc 3" w:semiHidden="1" w:uiPriority="39" w:unhideWhenUsed="1"/>
+    <w:lsdException w:name="toc 4" w:semiHidden="1" w:uiPriority="39" w:unhideWhenUsed="1"/>
+    <w:lsdException w:name="toc 5" w:semiHidden="1" w:uiPriority="39" w:unhideWhenUsed="1"/>
+    <w:lsdException w:name="toc 6" w:semiHidden="1" w:uiPriority="39" w:unhideWhenUsed="1"/>
+    <w:lsdException w:name="toc 7" w:semiHidden="1" w:uiPriority="39" w:unhideWhenUsed="1"/>
+    <w:lsdException w:name="toc 8" w:semiHidden="1" w:uiPriority="39" w:unhideWhenUsed="1"/>
+    <w:lsdException w:name="toc 9" w:semiHidden="1" w:uiPriority="39" w:unhideWhenUsed="1"/>
+    <w:lsdException w:name="Normal Indent" w:semiHidden="1" w:unhideWhenUsed="1"/>
+    <w:lsdException w:name="footnote text" w:semiHidden="1" w:unhideWhenUsed="1"/>
+    <w:lsdException w:name="annotation text" w:semiHidden="1" w:unhideWhenUsed="1"/>
+    <w:lsdException w:name="header" w:semiHidden="1" w:unhideWhenUsed="1"/>
+    <w:lsdException w:name="footer" w:semiHidden="1" w:unhideWhenUsed="1"/>
+    <w:lsdException w:name="index heading" w:semiHidden="1" w:unhideWhenUsed="1"/>
+    <w:lsdException w:name="caption" w:semiHidden="1" w:uiPriority="35" w:unhideWhenUsed="1" w:qFormat="1"/>
+    <w:lsdException w:name="table of figures" w:semiHidden="1" w:unhideWhenUsed="1"/>
+    <w:lsdException w:name="envelope address" w:semiHidden="1" w:unhideWhenUsed="1"/>
+    <w:lsdException w:name="envelope return" w:semiHidden="1" w:unhideWhenUsed="1"/>
+    <w:lsdException w:name="footnote reference" w:semiHidden="1" w:unhideWhenUsed="1"/>
+    <w:lsdException w:name="annotation reference" w:semiHidden="1" w:unhideWhenUsed="1"/>
+    <w:lsdException w:name="line number" w:semiHidden="1" w:unhideWhenUsed="1"/>
+    <w:lsdException w:name="page number" w:semiHidden="1" w:unhideWhenUsed="1"/>
+    <w:lsdException w:name="endnote reference" w:semiHidden="1" w:unhideWhenUsed="1"/>
+    <w:lsdException w:name="endnote text" w:semiHidden="1" w:unhideWhenUsed="1"/>
+    <w:lsdException w:name="table of authorities" w:semiHidden="1" w:unhideWhenUsed="1"/>
+    <w:lsdException w:name="macro" w:semiHidden="1" w:unhideWhenUsed="1"/>
+    <w:lsdException w:name="toa heading" w:semiHidden="1" w:unhideWhenUsed="1"/>
+    <w:lsdException w:name="List" w:semiHidden="1" w:unhideWhenUsed="1"/>
+    <w:lsdException w:name="List Bullet" w:semiHidden="1" w:unhideWhenUsed="1"/>
+    <w:lsdException w:name="List Number" w:semiHidden="1" w:unhideWhenUsed="1"/>
+    <w:lsdException w:name="List 2" w:semiHidden="1" w:unhideWhenUsed="1"/>
+    <w:lsdException w:name="List 3" w:semiHidden="1" w:unhideWhenUsed="1"/>
+    <w:lsdException w:name="List 4" w:semiHidden="1" w:unhideWhenUsed="1"/>
+    <w:lsdException w:name="List 5" w:semiHidden="1" w:unhideWhenUsed="1"/>
+    <w:lsdException w:name="List Bullet 2" w:semiHidden="1" w:unhideWhenUsed="1"/>
+    <w:lsdException w:name="List Bullet 3" w:semiHidden="1" w:unhideWhenUsed="1"/>
+    <w:lsdException w:name="List Bullet 4" w:semiHidden="1" w:unhideWhenUsed="1"/>
+    <w:lsdException w:name="List Bullet 5" w:semiHidden="1" w:unhideWhenUsed="1"/>
+    <w:lsdException w:name="List Number 2" w:semiHidden="1" w:unhideWhenUsed="1"/>
+    <w:lsdException w:name="List Number 3" w:semiHidden="1" w:unhideWhenUsed="1"/>
+    <w:lsdException w:name="List Number 4" w:semiHidden="1" w:unhideWhenUsed="1"/>
+    <w:lsdException w:name="List Number 5" w:semiHidden="1" w:unhideWhenUsed="1"/>
+    <w:lsdException w:name="Title" w:uiPriority="10" w:qFormat="1"/>
+    <w:lsdException w:name="Closing" w:semiHidden="1" w:unhideWhenUsed="1"/>
+    <w:lsdException w:name="Signature" w:semiHidden="1" w:unhideWhenUsed="1"/>
+    <w:lsdException w:name="Default Paragraph Font" w:semiHidden="1" w:uiPriority="1" w:unhideWhenUsed="1"/>
+    <w:lsdException w:name="Body Text" w:semiHidden="1" w:unhideWhenUsed="1"/>
+    <w:lsdException w:name="Body Text Indent" w:semiHidden="1" w:unhideWhenUsed="1"/>
+    <w:lsdException w:name="List Continue" w:semiHidden="1" w:unhideWhenUsed="1"/>
+    <w:lsdException w:name="List Continue 2" w:semiHidden="1" w:unhideWhenUsed="1"/>
+    <w:lsdException w:name="List Continue 3" w:semiHidden="1" w:unhideWhenUsed="1"/>
+    <w:lsdException w:name="List Continue 4" w:semiHidden="1" w:unhideWhenUsed="1"/>
+    <w:lsdException w:name="List Continue 5" w:semiHidden="1" w:unhideWhenUsed="1"/>
+    <w:lsdException w:name="Message Header" w:semiHidden="1" w:unhideWhenUsed="1"/>
+    <w:lsdException w:name="Subtitle" w:uiPriority="11" w:qFormat="1"/>
+    <w:lsdException w:name="Salutation" w:semiHidden="1" w:unhideWhenUsed="1"/>
+    <w:lsdException w:name="Date" w:semiHidden="1" w:unhideWhenUsed="1"/>
+    <w:lsdException w:name="Body Text First Indent" w:semiHidden="1" w:unhideWhenUsed="1"/>
+    <w:lsdException w:name="Body Text First Indent 2" w:semiHidden="1" w:unhideWhenUsed="1"/>
+    <w:lsdException w:name="Note Heading" w:semiHidden="1" w:unhideWhenUsed="1"/>
+    <w:lsdException w:name="Body Text 2" w:semiHidden="1" w:unhideWhenUsed="1"/>
+    <w:lsdException w:name="Body Text 3" w:semiHidden="1" w:unhideWhenUsed="1"/>
+    <w:lsdException w:name="Body Text Indent 2" w:semiHidden="1" w:unhideWhenUsed="1"/>
+    <w:lsdException w:name="Body Text Indent 3" w:semiHidden="1" w:unhideWhenUsed="1"/>
+    <w:lsdException w:name="Block Text" w:semiHidden="1" w:unhideWhenUsed="1"/>
+    <w:lsdException w:name="Hyperlink" w:semiHidden="1" w:unhideWhenUsed="1"/>
+    <w:lsdException w:name="FollowedHyperlink" w:semiHidden="1" w:unhideWhenUsed="1"/>
+    <w:lsdException w:name="Strong" w:uiPriority="22" w:qFormat="1"/>
+    <w:lsdException w:name="Emphasis" w:uiPriority="20" w:qFormat="1"/>
+    <w:lsdException w:name="Document Map" w:semiHidden="1" w:unhideWhenUsed="1"/>
+    <w:lsdException w:name="Plain Text" w:semiHidden="1" w:unhideWhenUsed="1"/>
+    <w:lsdException w:name="E-mail Signature" w:semiHidden="1" w:unhideWhenUsed="1"/>
+    <w:lsdException w:name="HTML Top of Form" w:semiHidden="1" w:unhideWhenUsed="1"/>
+    <w:lsdException w:name="HTML Bottom of Form" w:semiHidden="1" w:unhideWhenUsed="1"/>
+    <w:lsdException w:name="Normal (Web)" w:semiHidden="1" w:unhideWhenUsed="1"/>
+    <w:lsdException w:name="HTML Acronym" w:semiHidden="1" w:unhideWhenUsed="1"/>
+    <w:lsdException w:name="HTML Address" w:semiHidden="1" w:unhideWhenUsed="1"/>
+    <w:lsdException w:name="HTML Cite" w:semiHidden="1" w:unhideWhenUsed="1"/>
+    <w:lsdException w:name="HTML Code" w:semiHidden="1" w:unhideWhenUsed="1"/>
+    <w:lsdException w:name="HTML Definition" w:semiHidden="1" w:unhideWhenUsed="1"/>
+    <w:lsdException w:name="HTML Keyboard" w:semiHidden="1" w:unhideWhenUsed="1"/>
+    <w:lsdException w:name="HTML Preformatted" w:semiHidden="1" w:unhideWhenUsed="1"/>
+    <w:lsdException w:name="HTML Sample" w:semiHidden="1" w:unhideWhenUsed="1"/>
+    <w:lsdException w:name="HTML Typewriter" w:semiHidden="1" w:unhideWhenUsed="1"/>
+    <w:lsdException w:name="HTML Variable" w:semiHidden="1" w:unhideWhenUsed="1"/>
+    <w:lsdException w:name="Normal Table" w:semiHidden="1" w:unhideWhenUsed="1"/>
+    <w:lsdException w:name="annotation subject" w:semiHidden="1" w:unhideWhenUsed="1"/>
+    <w:lsdException w:name="No List" w:semiHidden="1" w:unhideWhenUsed="1"/>
+    <w:lsdException w:name="Outline List 1" w:semiHidden="1" w:unhideWhenUsed="1"/>
+    <w:lsdException w:name="Outline List 2" w:semiHidden="1" w:unhideWhenUsed="1"/>
+    <w:lsdException w:name="Outline List 3" w:semiHidden="1" w:unhideWhenUsed="1"/>
+    <w:lsdException w:name="Table Simple 1" w:semiHidden="1" w:unhideWhenUsed="1"/>
+    <w:lsdException w:name="Table Simple 2" w:semiHidden="1" w:unhideWhenUsed="1"/>
+    <w:lsdException w:name="Table Simple 3" w:semiHidden="1" w:unhideWhenUsed="1"/>
+    <w:lsdException w:name="Table Classic 1" w:semiHidden="1" w:unhideWhenUsed="1"/>
+    <w:lsdException w:name="Table Classic 2" w:semiHidden="1" w:unhideWhenUsed="1"/>
+    <w:lsdException w:name="Table Classic 3" w:semiHidden="1" w:unhideWhenUsed="1"/>
+    <w:lsdException w:name="Table Classic 4" w:semiHidden="1" w:unhideWhenUsed="1"/>
+    <w:lsdException w:name="Table Colorful 1" w:semiHidden="1" w:unhideWhenUsed="1"/>
+    <w:lsdException w:name="Table Colorful 2" w:semiHidden="1" w:unhideWhenUsed="1"/>
+    <w:lsdException w:name="Table Colorful 3" w:semiHidden="1" w:unhideWhenUsed="1"/>
+    <w:lsdException w:name="Table Columns 1" w:semiHidden="1" w:unhideWhenUsed="1"/>
+    <w:lsdException w:name="Table Columns 2" w:semiHidden="1" w:unhideWhenUsed="1"/>
+    <w:lsdException w:name="Table Columns 3" w:semiHidden="1" w:unhideWhenUsed="1"/>
+    <w:lsdException w:name="Table Columns 4" w:semiHidden="1" w:unhideWhenUsed="1"/>
+    <w:lsdException w:name="Table Columns 5" w:semiHidden="1" w:unhideWhenUsed="1"/>
+    <w:lsdException w:name="Table Grid 1" w:semiHidden="1" w:unhideWhenUsed="1"/>
+    <w:lsdException w:name="Table Grid 2" w:semiHidden="1" w:unhideWhenUsed="1"/>
+    <w:lsdException w:name="Table Grid 3" w:semiHidden="1" w:unhideWhenUsed="1"/>
+    <w:lsdException w:name="Table Grid 4" w:semiHidden="1" w:unhideWhenUsed="1"/>
+    <w:lsdException w:name="Table Grid 5" w:semiHidden="1" w:unhideWhenUsed="1"/>
+    <w:lsdException w:name="Table Grid 6" w:semiHidden="1" w:unhideWhenUsed="1"/>
+    <w:lsdException w:name="Table Grid 7" w:semiHidden="1" w:unhideWhenUsed="1"/>
+    <w:lsdException w:name="Table Grid 8" w:semiHidden="1" w:unhideWhenUsed="1"/>
+    <w:lsdException w:name="Table List 1" w:semiHidden="1" w:unhideWhenUsed="1"/>
+    <w:lsdException w:name="Table List 2" w:semiHidden="1" w:unhideWhenUsed="1"/>
+    <w:lsdException w:name="Table List 3" w:semiHidden="1" w:unhideWhenUsed="1"/>
+    <w:lsdException w:name="Table List 4" w:semiHidden="1" w:unhideWhenUsed="1"/>
+    <w:lsdException w:name="Table List 5" w:semiHidden="1" w:unhideWhenUsed="1"/>
+    <w:lsdException w:name="Table List 6" w:semiHidden="1" w:unhideWhenUsed="1"/>
+    <w:lsdException w:name="Table List 7" w:semiHidden="1" w:unhideWhenUsed="1"/>
+    <w:lsdException w:name="Table List 8" w:semiHidden="1" w:unhideWhenUsed="1"/>
+    <w:lsdException w:name="Table 3D effects 1" w:semiHidden="1" w:unhideWhenUsed="1"/>
+    <w:lsdException w:name="Table 3D effects 2" w:semiHidden="1" w:unhideWhenUsed="1"/>
+    <w:lsdException w:name="Table 3D effects 3" w:semiHidden="1" w:unhideWhenUsed="1"/>
+    <w:lsdException w:name="Table Contemporary" w:semiHidden="1" w:unhideWhenUsed="1"/>
+    <w:lsdException w:name="Table Elegant" w:semiHidden="1" w:unhideWhenUsed="1"/>
+    <w:lsdException w:name="Table Professional" w:semiHidden="1" w:unhideWhenUsed="1"/>
+    <w:lsdException w:name="Table Subtle 1" w:semiHidden="1" w:unhideWhenUsed="1"/>
+    <w:lsdException w:name="Table Subtle 2" w:semiHidden="1" w:unhideWhenUsed="1"/>
+    <w:lsdException w:name="Table Web 1" w:semiHidden="1" w:unhideWhenUsed="1"/>
+    <w:lsdException w:name="Table Web 2" w:semiHidden="1" w:unhideWhenUsed="1"/>
+    <w:lsdException w:name="Table Web 3" w:semiHidden="1" w:unhideWhenUsed="1"/>
+    <w:lsdException w:name="Balloon Text" w:semiHidden="1" w:unhideWhenUsed="1"/>
+    <w:lsdException w:name="Table Grid" w:uiPriority="39"/>
+    <w:lsdException w:name="Table Theme" w:semiHidden="1" w:unhideWhenUsed="1"/>
+    <w:lsdException w:name="Placeholder Text" w:semiHidden="1"/>
+    <w:lsdException w:name="No Spacing" w:uiPriority="1" w:qFormat="1"/>
+    <w:lsdException w:name="Light Shading" w:uiPriority="60"/>
+    <w:lsdException w:name="Light List" w:uiPriority="61"/>
+    <w:lsdException w:name="Light Grid" w:uiPriority="62"/>
+    <w:lsdException w:name="Medium Shading 1" w:uiPriority="63"/>
+    <w:lsdException w:name="Medium Shading 2" w:uiPriority="64"/>
+    <w:lsdException w:name="Medium List 1" w:uiPriority="65"/>
+    <w:lsdException w:name="Medium List 2" w:uiPriority="66"/>
+    <w:lsdException w:name="Medium Grid 1" w:uiPriority="67"/>
+    <w:lsdException w:name="Medium Grid 2" w:uiPriority="68"/>
+    <w:lsdException w:name="Medium Grid 3" w:uiPriority="69"/>
+    <w:lsdException w:name="Dark List" w:uiPriority="70"/>
+    <w:lsdException w:name="Colorful Shading" w:uiPriority="71"/>
+    <w:lsdException w:name="Colorful List" w:uiPriority="72"/>
+    <w:lsdException w:name="Colorful Grid" w:uiPriority="73"/>
+    <w:lsdException w:name="Light Shading Accent 1" w:uiPriority="60"/>
+    <w:lsdException w:name="Light List Accent 1" w:uiPriority="61"/>
+    <w:lsdException w:name="Light Grid Accent 1" w:uiPriority="62"/>
+    <w:lsdException w:name="Medium Shading 1 Accent 1" w:uiPriority="63"/>
+    <w:lsdException w:name="Medium Shading 2 Accent 1" w:uiPriority="64"/>
+    <w:lsdException w:name="Medium List 1 Accent 1" w:uiPriority="65"/>
+    <w:lsdException w:name="Revision" w:semiHidden="1"/>
+    <w:lsdException w:name="List Paragraph" w:uiPriority="34" w:qFormat="1"/>
+    <w:lsdException w:name="Quote" w:uiPriority="29" w:qFormat="1"/>
+    <w:lsdException w:name="Intense Quote" w:uiPriority="30" w:qFormat="1"/>
+    <w:lsdException w:name="Medium List 2 Accent 1" w:uiPriority="66"/>
+    <w:lsdException w:name="Medium Grid 1 Accent 1" w:uiPriority="67"/>
+    <w:lsdException w:name="Medium Grid 2 Accent 1" w:uiPriority="68"/>
+    <w:lsdException w:name="Medium Grid 3 Accent 1" w:uiPriority="69"/>
+    <w:lsdException w:name="Dark List Accent 1" w:uiPriority="70"/>
+    <w:lsdException w:name="Colorful Shading Accent 1" w:uiPriority="71"/>
+    <w:lsdException w:name="Colorful List Accent 1" w:uiPriority="72"/>
+    <w:lsdException w:name="Colorful Grid Accent 1" w:uiPriority="73"/>
+    <w:lsdException w:name="Light Shading Accent 2" w:uiPriority="60"/>
+    <w:lsdException w:name="Light List Accent 2" w:uiPriority="61"/>
+    <w:lsdException w:name="Light Grid Accent 2" w:uiPriority="62"/>
+    <w:lsdException w:name="Medium Shading 1 Accent 2" w:uiPriority="63"/>
+    <w:lsdException w:name="Medium Shading 2 Accent 2" w:uiPriority="64"/>
+    <w:lsdException w:name="Medium List 1 Accent 2" w:uiPriority="65"/>
+    <w:lsdException w:name="Medium List 2 Accent 2" w:uiPriority="66"/>
+    <w:lsdException w:name="Medium Grid 1 Accent 2" w:uiPriority="67"/>
+    <w:lsdException w:name="Medium Grid 2 Accent 2" w:uiPriority="68"/>
+    <w:lsdException w:name="Medium Grid 3 Accent 2" w:uiPriority="69"/>
+    <w:lsdException w:name="Dark List Accent 2" w:uiPriority="70"/>
+    <w:lsdException w:name="Colorful Shading Accent 2" w:uiPriority="71"/>
+    <w:lsdException w:name="Colorful List Accent 2" w:uiPriority="72"/>
+    <w:lsdException w:name="Colorful Grid Accent 2" w:uiPriority="73"/>
+    <w:lsdException w:name="Light Shading Accent 3" w:uiPriority="60"/>
+    <w:lsdException w:name="Light List Accent 3" w:uiPriority="61"/>
+    <w:lsdException w:name="Light Grid Accent 3" w:uiPriority="62"/>
+    <w:lsdException w:name="Medium Shading 1 Accent 3" w:uiPriority="63"/>
+    <w:lsdException w:name="Medium Shading 2 Accent 3" w:uiPriority="64"/>
+    <w:lsdException w:name="Medium List 1 Accent 3" w:uiPriority="65"/>
+    <w:lsdException w:name="Medium List 2 Accent 3" w:uiPriority="66"/>
+    <w:lsdException w:name="Medium Grid 1 Accent 3" w:uiPriority="67"/>
+    <w:lsdException w:name="Medium Grid 2 Accent 3" w:uiPriority="68"/>
+    <w:lsdException w:name="Medium Grid 3 Accent 3" w:uiPriority="69"/>
+    <w:lsdException w:name="Dark List Accent 3" w:uiPriority="70"/>
+    <w:lsdException w:name="Colorful Shading Accent 3" w:uiPriority="71"/>
+    <w:lsdException w:name="Colorful List Accent 3" w:uiPriority="72"/>
+    <w:lsdException w:name="Colorful Grid Accent 3" w:uiPriority="73"/>
+    <w:lsdException w:name="Light Shading Accent 4" w:uiPriority="60"/>
+    <w:lsdException w:name="Light List Accent 4" w:uiPriority="61"/>
+    <w:lsdException w:name="Light Grid Accent 4" w:uiPriority="62"/>
+    <w:lsdException w:name="Medium Shading 1 Accent 4" w:uiPriority="63"/>
+    <w:lsdException w:name="Medium Shading 2 Accent 4" w:uiPriority="64"/>
+    <w:lsdException w:name="Medium List 1 Accent 4" w:uiPriority="65"/>
+    <w:lsdException w:name="Medium List 2 Accent 4" w:uiPriority="66"/>
+    <w:lsdException w:name="Medium Grid 1 Accent 4" w:uiPriority="67"/>
+    <w:lsdException w:name="Medium Grid 2 Accent 4" w:uiPriority="68"/>
+    <w:lsdException w:name="Medium Grid 3 Accent 4" w:uiPriority="69"/>
+    <w:lsdException w:name="Dark List Accent 4" w:uiPriority="70"/>
+    <w:lsdException w:name="Colorful Shading Accent 4" w:uiPriority="71"/>
+    <w:lsdException w:name="Colorful List Accent 4" w:uiPriority="72"/>
+    <w:lsdException w:name="Colorful Grid Accent 4" w:uiPriority="73"/>
+    <w:lsdException w:name="Light Shading Accent 5" w:uiPriority="60"/>
+    <w:lsdException w:name="Light List Accent 5" w:uiPriority="61"/>
+    <w:lsdException w:name="Light Grid Accent 5" w:uiPriority="62"/>
+    <w:lsdException w:name="Medium Shading 1 Accent 5" w:uiPriority="63"/>
+    <w:lsdException w:name="Medium Shading 2 Accent 5" w:uiPriority="64"/>
+    <w:lsdException w:name="Medium List 1 Accent 5" w:uiPriority="65"/>
+    <w:lsdException w:name="Medium List 2 Accent 5" w:uiPriority="66"/>
+    <w:lsdException w:name="Medium Grid 1 Accent 5" w:uiPriority="67"/>
+    <w:lsdException w:name="Medium Grid 2 Accent 5" w:uiPriority="68"/>
+    <w:lsdException w:name="Medium Grid 3 Accent 5" w:uiPriority="69"/>
+    <w:lsdException w:name="Dark List Accent 5" w:uiPriority="70"/>
+    <w:lsdException w:name="Colorful Shading Accent 5" w:uiPriority="71"/>
+    <w:lsdException w:name="Colorful List Accent 5" w:uiPriority="72"/>
+    <w:lsdException w:name="Colorful Grid Accent 5" w:uiPriority="73"/>
+    <w:lsdException w:name="Light Shading Accent 6" w:uiPriority="60"/>
+    <w:lsdException w:name="Light List Accent 6" w:uiPriority="61"/>
+    <w:lsdException w:name="Light Grid Accent 6" w:uiPriority="62"/>
+    <w:lsdException w:name="Medium Shading 1 Accent 6" w:uiPriority="63"/>
+    <w:lsdException w:name="Medium Shading 2 Accent 6" w:uiPriority="64"/>
+    <w:lsdException w:name="Medium List 1 Accent 6" w:uiPriority="65"/>
+    <w:lsdException w:name="Medium List 2 Accent 6" w:uiPriority="66"/>
+    <w:lsdException w:name="Medium Grid 1 Accent 6" w:uiPriority="67"/>
+    <w:lsdException w:name="Medium Grid 2 Accent 6" w:uiPriority="68"/>
+    <w:lsdException w:name="Medium Grid 3 Accent 6" w:uiPriority="69"/>
+    <w:lsdException w:name="Dark List Accent 6" w:uiPriority="70"/>
+    <w:lsdException w:name="Colorful Shading Accent 6" w:uiPriority="71"/>
+    <w:lsdException w:name="Colorful List Accent 6" w:uiPriority="72"/>
+    <w:lsdException w:name="Colorful Grid Accent 6" w:uiPriority="73"/>
+    <w:lsdException w:name="Subtle Emphasis" w:uiPriority="19" w:qFormat="1"/>
+    <w:lsdException w:name="Intense Emphasis" w:uiPriority="21" w:qFormat="1"/>
+    <w:lsdException w:name="Subtle Reference" w:uiPriority="31" w:qFormat="1"/>
+    <w:lsdException w:name="Intense Reference" w:uiPriority="32" w:qFormat="1"/>
+    <w:lsdException w:name="Book Title" w:uiPriority="33" w:qFormat="1"/>
+    <w:lsdException w:name="Bibliography" w:semiHidden="1" w:uiPriority="37" w:unhideWhenUsed="1"/>
+    <w:lsdException w:name="TOC Heading" w:semiHidden="1" w:uiPriority="39" w:unhideWhenUsed="1" w:qFormat="1"/>
+    <w:lsdException w:name="Plain Table 1" w:uiPriority="41"/>
+    <w:lsdException w:name="Plain Table 2" w:uiPriority="42"/>
+    <w:lsdException w:name="Plain Table 3" w:uiPriority="43"/>
+    <w:lsdException w:name="Plain Table 4" w:uiPriority="44"/>
+    <w:lsdException w:name="Plain Table 5" w:uiPriority="45"/>
+    <w:lsdException w:name="Grid Table Light" w:uiPriority="40"/>
+    <w:lsdException w:name="Grid Table 1 Light" w:uiPriority="46"/>
+    <w:lsdException w:name="Grid Table 2" w:uiPriority="47"/>
+    <w:lsdException w:name="Grid Table 3" w:uiPriority="48"/>
+    <w:lsdException w:name="Grid Table 4" w:uiPriority="49"/>
+    <w:lsdException w:name="Grid Table 5 Dark" w:uiPriority="50"/>
+    <w:lsdException w:name="Grid Table 6 Colorful" w:uiPriority="51"/>
+    <w:lsdException w:name="Grid Table 7 Colorful" w:uiPriority="52"/>
+    <w:lsdException w:name="Grid Table 1 Light Accent 1" w:uiPriority="46"/>
+    <w:lsdException w:name="Grid Table 2 Accent 1" w:uiPriority="47"/>
+    <w:lsdException w:name="Grid Table 3 Accent 1" w:uiPriority="48"/>
+    <w:lsdException w:name="Grid Table 4 Accent 1" w:uiPriority="49"/>
+    <w:lsdException w:name="Grid Table 5 Dark Accent 1" w:uiPriority="50"/>
+    <w:lsdException w:name="Grid Table 6 Colorful Accent 1" w:uiPriority="51"/>
+    <w:lsdException w:name="Grid Table 7 Colorful Accent 1" w:uiPriority="52"/>
+    <w:lsdException w:name="Grid Table 1 Light Accent 2" w:uiPriority="46"/>
+    <w:lsdException w:name="Grid Table 2 Accent 2" w:uiPriority="47"/>
+    <w:lsdException w:name="Grid Table 3 Accent 2" w:uiPriority="48"/>
+    <w:lsdException w:name="Grid Table 4 Accent 2" w:uiPriority="49"/>
+    <w:lsdException w:name="Grid Table 5 Dark Accent 2" w:uiPriority="50"/>
+    <w:lsdException w:name="Grid Table 6 Colorful Accent 2" w:uiPriority="51"/>
+    <w:lsdException w:name="Grid Table 7 Colorful Accent 2" w:uiPriority="52"/>
+    <w:lsdException w:name="Grid Table 1 Light Accent 3" w:uiPriority="46"/>
+    <w:lsdException w:name="Grid Table 2 Accent 3" w:uiPriority="47"/>
+    <w:lsdException w:name="Grid Table 3 Accent 3" w:uiPriority="48"/>
+    <w:lsdException w:name="Grid Table 4 Accent 3" w:uiPriority="49"/>
+    <w:lsdException w:name="Grid Table 5 Dark Accent 3" w:uiPriority="50"/>
+    <w:lsdException w:name="Grid Table 6 Colorful Accent 3" w:uiPriority="51"/>
+    <w:lsdException w:name="Grid Table 7 Colorful Accent 3" w:uiPriority="52"/>
+    <w:lsdException w:name="Grid Table 1 Light Accent 4" w:uiPriority="46"/>
+    <w:lsdException w:name="Grid Table 2 Accent 4" w:uiPriority="47"/>
+    <w:lsdException w:name="Grid Table 3 Accent 4" w:uiPriority="48"/>
+    <w:lsdException w:name="Grid Table 4 Accent 4" w:uiPriority="49"/>
+    <w:lsdException w:name="Grid Table 5 Dark Accent 4" w:uiPriority="50"/>
+    <w:lsdException w:name="Grid Table 6 Colorful Accent 4" w:uiPriority="51"/>
+    <w:lsdException w:name="Grid Table 7 Colorful Accent 4" w:uiPriority="52"/>
+    <w:lsdException w:name="Grid Table 1 Light Accent 5" w:uiPriority="46"/>
+    <w:lsdException w:name="Grid Table 2 Accent 5" w:uiPriority="47"/>
+    <w:lsdException w:name="Grid Table 3 Accent 5" w:uiPriority="48"/>
+    <w:lsdException w:name="Grid Table 4 Accent 5" w:uiPriority="49"/>
+    <w:lsdException w:name="Grid Table 5 Dark Accent 5" w:uiPriority="50"/>
+    <w:lsdException w:name="Grid Table 6 Colorful Accent 5" w:uiPriority="51"/>
+    <w:lsdException w:name="Grid Table 7 Colorful Accent 5" w:uiPriority="52"/>
+    <w:lsdException w:name="Grid Table 1 Light Accent 6" w:uiPriority="46"/>
+    <w:lsdException w:name="Grid Table 2 Accent 6" w:uiPriority="47"/>
+    <w:lsdException w:name="Grid Table 3 Accent 6" w:uiPriority="48"/>
+    <w:lsdException w:name="Grid Table 4 Accent 6" w:uiPriority="49"/>
+    <w:lsdException w:name="Grid Table 5 Dark Accent 6" w:uiPriority="50"/>
+    <w:lsdException w:name="Grid Table 6 Colorful Accent 6" w:uiPriority="51"/>
+    <w:lsdException w:name="Grid Table 7 Colorful Accent 6" w:uiPriority="52"/>
+    <w:lsdException w:name="List Table 1 Light" w:uiPriority="46"/>
+    <w:lsdException w:name="List Table 2" w:uiPriority="47"/>
+    <w:lsdException w:name="List Table 3" w:uiPriority="48"/>
+    <w:lsdException w:name="List Table 4" w:uiPriority="49"/>
+    <w:lsdException w:name="List Table 5 Dark" w:uiPriority="50"/>
+    <w:lsdException w:name="List Table 6 Colorful" w:uiPriority="51"/>
+    <w:lsdException w:name="List Table 7 Colorful" w:uiPriority="52"/>
+    <w:lsdException w:name="List Table 1 Light Accent 1" w:uiPriority="46"/>
+    <w:lsdException w:name="List Table 2 Accent 1" w:uiPriority="47"/>
+    <w:lsdException w:name="List Table 3 Accent 1" w:uiPriority="48"/>
+    <w:lsdException w:name="List Table 4 Accent 1" w:uiPriority="49"/>
+    <w:lsdException w:name="List Table 5 Dark Accent 1" w:uiPriority="50"/>
+    <w:lsdException w:name="List Table 6 Colorful Accent 1" w:uiPriority="51"/>
+    <w:lsdException w:name="List Table 7 Colorful Accent 1" w:uiPriority="52"/>
+    <w:lsdException w:name="List Table 1 Light Accent 2" w:uiPriority="46"/>
+    <w:lsdException w:name="List Table 2 Accent 2" w:uiPriority="47"/>
+    <w:lsdException w:name="List Table 3 Accent 2" w:uiPriority="48"/>
+    <w:lsdException w:name="List Table 4 Accent 2" w:uiPriority="49"/>
+    <w:lsdException w:name="List Table 5 Dark Accent 2" w:uiPriority="50"/>
+    <w:lsdException w:name="List Table 6 Colorful Accent 2" w:uiPriority="51"/>
+    <w:lsdException w:name="List Table 7 Colorful Accent 2" w:uiPriority="52"/>
+    <w:lsdException w:name="List Table 1 Light Accent 3" w:uiPriority="46"/>
+    <w:lsdException w:name="List Table 2 Accent 3" w:uiPriority="47"/>
+    <w:lsdException w:name="List Table 3 Accent 3" w:uiPriority="48"/>
+    <w:lsdException w:name="List Table 4 Accent 3" w:uiPriority="49"/>
+    <w:lsdException w:name="List Table 5 Dark Accent 3" w:uiPriority="50"/>
+    <w:lsdException w:name="List Table 6 Colorful Accent 3" w:uiPriority="51"/>
+    <w:lsdException w:name="List Table 7 Colorful Accent 3" w:uiPriority="52"/>
+    <w:lsdException w:name="List Table 1 Light Accent 4" w:uiPriority="46"/>
+    <w:lsdException w:name="List Table 2 Accent 4" w:uiPriority="47"/>
+    <w:lsdException w:name="List Table 3 Accent 4" w:uiPriority="48"/>
+    <w:lsdException w:name="List Table 4 Accent 4" w:uiPriority="49"/>
+    <w:lsdException w:name="List Table 5 Dark Accent 4" w:uiPriority="50"/>
+    <w:lsdException w:name="List Table 6 Colorful Accent 4" w:uiPriority="51"/>
+    <w:lsdException w:name="List Table 7 Colorful Accent 4" w:uiPriority="52"/>
+    <w:lsdException w:name="List Table 1 Light Accent 5" w:uiPriority="46"/>
+    <w:lsdException w:name="List Table 2 Accent 5" w:uiPriority="47"/>
+    <w:lsdException w:name="List Table 3 Accent 5" w:uiPriority="48"/>
+    <w:lsdException w:name="List Table 4 Accent 5" w:uiPriority="49"/>
+    <w:lsdException w:name="List Table 5 Dark Accent 5" w:uiPriority="50"/>
+    <w:lsdException w:name="List Table 6 Colorful Accent 5" w:uiPriority="51"/>
+    <w:lsdException w:name="List Table 7 Colorful Accent 5" w:uiPriority="52"/>
+    <w:lsdException w:name="List Table 1 Light Accent 6" w:uiPriority="46"/>
+    <w:lsdException w:name="List Table 2 Accent 6" w:uiPriority="47"/>
+    <w:lsdException w:name="List Table 3 Accent 6" w:uiPriority="48"/>
+    <w:lsdException w:name="List Table 4 Accent 6" w:uiPriority="49"/>
+    <w:lsdException w:name="List Table 5 Dark Accent 6" w:uiPriority="50"/>
+    <w:lsdException w:name="List Table 6 Colorful Accent 6" w:uiPriority="51"/>
+    <w:lsdException w:name="List Table 7 Colorful Accent 6" w:uiPriority="52"/>
+    <w:lsdException w:name="Mention" w:semiHidden="1" w:unhideWhenUsed="1"/>
+    <w:lsdException w:name="Smart Hyperlink" w:semiHidden="1" w:unhideWhenUsed="1"/>
+    <w:lsdException w:name="Hashtag" w:semiHidden="1" w:unhideWhenUsed="1"/>
+    <w:lsdException w:name="Unresolved Mention" w:semiHidden="1" w:unhideWhenUsed="1"/>
+    <w:lsdException w:name="Smart Link" w:semiHidden="1" w:unhideWhenUsed="1"/>
+  </w:latentStyles>
+  <w:style w:type="paragraph" w:default="1" w:styleId="Normal">
     <w:name w:val="Normal"/>
     <w:qFormat/>
-    <w:pPr>
-      <w:widowControl/>
-      <w:kinsoku w:val="true"/>
-      <w:overflowPunct w:val="true"/>
-      <w:autoSpaceDE w:val="true"/>
-      <w:bidi w:val="0"/>
-    </w:pPr>
-    <w:rPr>
-      <w:rFonts w:ascii="Liberation Serif" w:hAnsi="Liberation Serif" w:eastAsia="NSimSun" w:cs="Arial"/>
-      <w:color w:val="auto"/>
-      <w:kern w:val="2"/>
-      <w:sz w:val="24"/>
-      <w:szCs w:val="24"/>
-      <w:lang w:val="ro-RO" w:eastAsia="zh-CN" w:bidi="hi-IN"/>
-    </w:rPr>
   </w:style>
   <w:style w:type="paragraph" w:styleId="Heading1">
     <w:name w:val="heading 1"/>
     <w:basedOn w:val="Heading"/>
     <w:next w:val="BodyText"/>
+    <w:uiPriority w:val="9"/>
     <w:qFormat/>
     <w:pPr>
-      <w:numPr>
-        <w:ilvl w:val="0"/>
-        <w:numId w:val="0"/>
-      </w:numPr>
-      <w:spacing w:before="240" w:after="120"/>
       <w:outlineLvl w:val="0"/>
     </w:pPr>
     <w:rPr>
-      <w:rFonts w:ascii="Liberation Serif" w:hAnsi="Liberation Serif" w:eastAsia="NSimSun" w:cs="Arial"/>
+      <w:rFonts w:ascii="Liberation Serif" w:eastAsia="NSimSun" w:hAnsi="Liberation Serif"/>
       <w:b/>
       <w:bCs/>
       <w:sz w:val="48"/>
@@ -1789,13 +2084,16 @@
     <w:name w:val="heading 2"/>
     <w:basedOn w:val="Heading"/>
     <w:next w:val="BodyText"/>
+    <w:uiPriority w:val="9"/>
+    <w:semiHidden/>
+    <w:unhideWhenUsed/>
     <w:qFormat/>
     <w:pPr>
       <w:numPr>
         <w:ilvl w:val="1"/>
         <w:numId w:val="1"/>
       </w:numPr>
-      <w:spacing w:before="200" w:after="120"/>
+      <w:spacing w:before="200"/>
       <w:outlineLvl w:val="1"/>
     </w:pPr>
     <w:rPr>
@@ -1809,34 +2107,60 @@
     <w:name w:val="heading 4"/>
     <w:basedOn w:val="Heading"/>
     <w:next w:val="BodyText"/>
+    <w:uiPriority w:val="9"/>
+    <w:semiHidden/>
+    <w:unhideWhenUsed/>
     <w:qFormat/>
     <w:pPr>
-      <w:numPr>
-        <w:ilvl w:val="0"/>
-        <w:numId w:val="0"/>
-      </w:numPr>
-      <w:spacing w:before="120" w:after="120"/>
+      <w:spacing w:before="120"/>
       <w:outlineLvl w:val="3"/>
     </w:pPr>
     <w:rPr>
-      <w:rFonts w:ascii="Liberation Serif" w:hAnsi="Liberation Serif" w:eastAsia="NSimSun" w:cs="Arial"/>
+      <w:rFonts w:ascii="Liberation Serif" w:eastAsia="NSimSun" w:hAnsi="Liberation Serif"/>
       <w:b/>
       <w:bCs/>
       <w:sz w:val="24"/>
       <w:szCs w:val="24"/>
     </w:rPr>
   </w:style>
-  <w:style w:type="paragraph" w:styleId="Heading">
+  <w:style w:type="character" w:default="1" w:styleId="DefaultParagraphFont">
+    <w:name w:val="Default Paragraph Font"/>
+    <w:uiPriority w:val="1"/>
+    <w:semiHidden/>
+    <w:unhideWhenUsed/>
+  </w:style>
+  <w:style w:type="table" w:default="1" w:styleId="TableNormal">
+    <w:name w:val="Normal Table"/>
+    <w:uiPriority w:val="99"/>
+    <w:semiHidden/>
+    <w:unhideWhenUsed/>
+    <w:tblPr>
+      <w:tblInd w:w="0" w:type="dxa"/>
+      <w:tblCellMar>
+        <w:top w:w="0" w:type="dxa"/>
+        <w:left w:w="108" w:type="dxa"/>
+        <w:bottom w:w="0" w:type="dxa"/>
+        <w:right w:w="108" w:type="dxa"/>
+      </w:tblCellMar>
+    </w:tblPr>
+  </w:style>
+  <w:style w:type="numbering" w:default="1" w:styleId="NoList">
+    <w:name w:val="No List"/>
+    <w:uiPriority w:val="99"/>
+    <w:semiHidden/>
+    <w:unhideWhenUsed/>
+  </w:style>
+  <w:style w:type="paragraph" w:customStyle="1" w:styleId="Heading">
     <w:name w:val="Heading"/>
     <w:basedOn w:val="Normal"/>
     <w:next w:val="BodyText"/>
     <w:qFormat/>
     <w:pPr>
-      <w:keepNext w:val="true"/>
+      <w:keepNext/>
       <w:spacing w:before="240" w:after="120"/>
     </w:pPr>
     <w:rPr>
-      <w:rFonts w:ascii="Liberation Sans" w:hAnsi="Liberation Sans" w:eastAsia="Microsoft YaHei" w:cs="Arial"/>
+      <w:rFonts w:ascii="Liberation Sans" w:eastAsia="Microsoft YaHei" w:hAnsi="Liberation Sans"/>
       <w:sz w:val="28"/>
       <w:szCs w:val="28"/>
     </w:rPr>
@@ -1845,18 +2169,13 @@
     <w:name w:val="Body Text"/>
     <w:basedOn w:val="Normal"/>
     <w:pPr>
-      <w:spacing w:lineRule="auto" w:line="276"/>
+      <w:spacing w:line="276" w:lineRule="auto"/>
       <w:jc w:val="both"/>
     </w:pPr>
-    <w:rPr/>
   </w:style>
   <w:style w:type="paragraph" w:styleId="List">
     <w:name w:val="List"/>
     <w:basedOn w:val="BodyText"/>
-    <w:pPr/>
-    <w:rPr>
-      <w:rFonts w:cs="Arial"/>
-    </w:rPr>
   </w:style>
   <w:style w:type="paragraph" w:styleId="Caption">
     <w:name w:val="caption"/>
@@ -1867,29 +2186,23 @@
       <w:spacing w:before="120" w:after="120"/>
     </w:pPr>
     <w:rPr>
-      <w:rFonts w:cs="Arial"/>
       <w:i/>
       <w:iCs/>
-      <w:sz w:val="24"/>
-      <w:szCs w:val="24"/>
     </w:rPr>
   </w:style>
-  <w:style w:type="paragraph" w:styleId="Index">
+  <w:style w:type="paragraph" w:customStyle="1" w:styleId="Index">
     <w:name w:val="Index"/>
     <w:basedOn w:val="Normal"/>
     <w:qFormat/>
     <w:pPr>
       <w:suppressLineNumbers/>
     </w:pPr>
-    <w:rPr>
-      <w:rFonts w:cs="Arial"/>
-    </w:rPr>
   </w:style>
 </w:styles>
 </file>
 
 <file path=word/theme/theme1.xml><?xml version="1.0" encoding="utf-8"?>
-<a:theme xmlns:a="http://schemas.openxmlformats.org/drawingml/2006/main" xmlns:r="http://schemas.openxmlformats.org/officeDocument/2006/relationships" name="Office Theme">
+<a:theme xmlns:a="http://schemas.openxmlformats.org/drawingml/2006/main" name="Office Theme">
   <a:themeElements>
     <a:clrScheme name="LibreOffice">
       <a:dk1>
@@ -1931,14 +2244,14 @@
     </a:clrScheme>
     <a:fontScheme name="Office">
       <a:majorFont>
-        <a:latin typeface="Arial" pitchFamily="0" charset="1"/>
-        <a:ea typeface="DejaVu Sans" pitchFamily="0" charset="1"/>
-        <a:cs typeface="DejaVu Sans" pitchFamily="0" charset="1"/>
+        <a:latin typeface="Arial"/>
+        <a:ea typeface="DejaVu Sans"/>
+        <a:cs typeface="DejaVu Sans"/>
       </a:majorFont>
       <a:minorFont>
-        <a:latin typeface="Arial" pitchFamily="0" charset="1"/>
-        <a:ea typeface="DejaVu Sans" pitchFamily="0" charset="1"/>
-        <a:cs typeface="DejaVu Sans" pitchFamily="0" charset="1"/>
+        <a:latin typeface="Arial"/>
+        <a:ea typeface="DejaVu Sans"/>
+        <a:cs typeface="DejaVu Sans"/>
       </a:minorFont>
     </a:fontScheme>
     <a:fmtScheme>
@@ -1991,5 +2304,7 @@
       </a:bgFillStyleLst>
     </a:fmtScheme>
   </a:themeElements>
+  <a:objectDefaults/>
+  <a:extraClrSchemeLst/>
 </a:theme>
 </file>